--- a/00-首页/题组Word/初赛冲刺第二套/初赛冲刺第二套-学生版.docx
+++ b/00-首页/题组Word/初赛冲刺第二套/初赛冲刺第二套-学生版.docx
@@ -575,6 +575,7 @@
     <w:p>
       <w:pPr>
         <w:pStyle w:val="BodyText"/>
+        <w:spacing w:after="80"/>
         <w:ind w:firstLine="420"/>
       </w:pPr>
       <w:r>
@@ -686,241 +687,281 @@
         <w:t>。</w:t>
       </w:r>
     </w:p>
+    <w:tbl>
+      <w:tblPr>
+        <w:tblStyle w:val="Table"/>
+        <w:tblW w:type="pct" w:w="5000"/>
+        <w:tblLayout w:type="fixed"/>
+        <w:tblLook w:firstRow="0" w:lastRow="0" w:firstColumn="0" w:lastColumn="0" w:noHBand="0" w:noVBand="0" w:val="0000"/>
+        <w:jc w:val="center"/>
+        <w:tblBorders>
+          <w:top w:val="single" w:sz="12" w:space="0" w:color="333333"/>
+          <w:bottom w:val="single" w:sz="12" w:space="0" w:color="333333"/>
+          <w:left w:val="none"/>
+          <w:right w:val="none"/>
+          <w:insideH w:val="none"/>
+          <w:insideV w:val="none"/>
+        </w:tblBorders>
+      </w:tblPr>
+      <w:tblGrid>
+        <w:gridCol w:w="3960"/>
+        <w:gridCol w:w="3960"/>
+      </w:tblGrid>
+      <w:tr>
+        <w:tc>
+          <w:tcPr/>
+          <w:p>
+            <w:pPr>
+              <w:pStyle w:val="Compact"/>
+              <w:jc w:val="center"/>
+            </w:pPr>
+            <w:r>
+              <w:rPr>
+                <w:rFonts w:ascii="Times New Roman" w:hAnsi="Times New Roman" w:eastAsia="Times New Roman" w:cs="Times New Roman"/>
+                <w:b/>
+              </w:rPr>
+              <w:drawing>
+                <wp:inline>
+                  <wp:extent cx="2381250" cy="1600049"/>
+                  <wp:effectExtent b="0" l="0" r="0" t="0"/>
+                  <wp:docPr descr="" title="" id="10" name="Picture"/>
+                  <a:graphic>
+                    <a:graphicData uri="http://schemas.openxmlformats.org/drawingml/2006/picture">
+                      <pic:pic>
+                        <pic:nvPicPr>
+                          <pic:cNvPr descr="2e64d04ac6063b4e2a94329aa7aabfe8880e4fba5d4117860f87ea8fb9bd58eb.jpg" id="11" name="Picture"/>
+                          <pic:cNvPicPr>
+                            <a:picLocks noChangeArrowheads="1" noChangeAspect="1"/>
+                          </pic:cNvPicPr>
+                        </pic:nvPicPr>
+                        <pic:blipFill>
+                          <a:blip r:embed="rId9"/>
+                          <a:stretch>
+                            <a:fillRect/>
+                          </a:stretch>
+                        </pic:blipFill>
+                        <pic:spPr bwMode="auto">
+                          <a:xfrm>
+                            <a:off x="0" y="0"/>
+                            <a:ext cx="2381250" cy="1600049"/>
+                          </a:xfrm>
+                          <a:prstGeom prst="rect">
+                            <a:avLst/>
+                          </a:prstGeom>
+                          <a:noFill/>
+                          <a:ln w="9525">
+                            <a:noFill/>
+                            <a:headEnd/>
+                            <a:tailEnd/>
+                          </a:ln>
+                        </pic:spPr>
+                      </pic:pic>
+                    </a:graphicData>
+                  </a:graphic>
+                </wp:inline>
+              </w:drawing>
+            </w:r>
+          </w:p>
+        </w:tc>
+        <w:tc>
+          <w:tcPr/>
+          <w:p>
+            <w:pPr>
+              <w:pStyle w:val="Compact"/>
+              <w:jc w:val="center"/>
+            </w:pPr>
+            <w:r>
+              <w:rPr>
+                <w:rFonts w:ascii="Times New Roman" w:hAnsi="Times New Roman" w:eastAsia="Times New Roman" w:cs="Times New Roman"/>
+                <w:b/>
+              </w:rPr>
+              <w:drawing>
+                <wp:inline>
+                  <wp:extent cx="2381250" cy="1593824"/>
+                  <wp:effectExtent b="0" l="0" r="0" t="0"/>
+                  <wp:docPr descr="" title="" id="13" name="Picture"/>
+                  <a:graphic>
+                    <a:graphicData uri="http://schemas.openxmlformats.org/drawingml/2006/picture">
+                      <pic:pic>
+                        <pic:nvPicPr>
+                          <pic:cNvPr descr="b8e3e52bb13fa13a9abe8795e4bcae57e882e7327a8751245bd6c1ce5f5ea6b3.jpg" id="14" name="Picture"/>
+                          <pic:cNvPicPr>
+                            <a:picLocks noChangeArrowheads="1" noChangeAspect="1"/>
+                          </pic:cNvPicPr>
+                        </pic:nvPicPr>
+                        <pic:blipFill>
+                          <a:blip r:embed="rId12"/>
+                          <a:stretch>
+                            <a:fillRect/>
+                          </a:stretch>
+                        </pic:blipFill>
+                        <pic:spPr bwMode="auto">
+                          <a:xfrm>
+                            <a:off x="0" y="0"/>
+                            <a:ext cx="2381250" cy="1593824"/>
+                          </a:xfrm>
+                          <a:prstGeom prst="rect">
+                            <a:avLst/>
+                          </a:prstGeom>
+                          <a:noFill/>
+                          <a:ln w="9525">
+                            <a:noFill/>
+                            <a:headEnd/>
+                            <a:tailEnd/>
+                          </a:ln>
+                        </pic:spPr>
+                      </pic:pic>
+                    </a:graphicData>
+                  </a:graphic>
+                </wp:inline>
+              </w:drawing>
+            </w:r>
+          </w:p>
+        </w:tc>
+      </w:tr>
+    </w:tbl>
+    <w:p>
+      <w:pPr>
+        <w:spacing w:before="120" w:after="80"/>
+      </w:pPr>
+    </w:p>
+    <w:tbl>
+      <w:tblPr>
+        <w:tblStyle w:val="Table"/>
+        <w:tblW w:type="pct" w:w="5000"/>
+        <w:tblLayout w:type="fixed"/>
+        <w:tblLook w:firstRow="0" w:lastRow="0" w:firstColumn="0" w:lastColumn="0" w:noHBand="0" w:noVBand="0" w:val="0000"/>
+        <w:jc w:val="center"/>
+        <w:tblBorders>
+          <w:top w:val="single" w:sz="12" w:space="0" w:color="333333"/>
+          <w:bottom w:val="single" w:sz="12" w:space="0" w:color="333333"/>
+          <w:left w:val="none"/>
+          <w:right w:val="none"/>
+          <w:insideH w:val="none"/>
+          <w:insideV w:val="none"/>
+        </w:tblBorders>
+      </w:tblPr>
+      <w:tblGrid>
+        <w:gridCol w:w="3960"/>
+        <w:gridCol w:w="3960"/>
+      </w:tblGrid>
+      <w:tr>
+        <w:tc>
+          <w:tcPr/>
+          <w:p>
+            <w:pPr>
+              <w:pStyle w:val="Compact"/>
+              <w:jc w:val="center"/>
+            </w:pPr>
+            <w:r>
+              <w:rPr>
+                <w:rFonts w:ascii="Times New Roman" w:hAnsi="Times New Roman" w:eastAsia="Times New Roman" w:cs="Times New Roman"/>
+                <w:b/>
+              </w:rPr>
+              <w:drawing>
+                <wp:inline>
+                  <wp:extent cx="2362200" cy="1600199"/>
+                  <wp:effectExtent b="0" l="0" r="0" t="0"/>
+                  <wp:docPr descr="" title="" id="16" name="Picture"/>
+                  <a:graphic>
+                    <a:graphicData uri="http://schemas.openxmlformats.org/drawingml/2006/picture">
+                      <pic:pic>
+                        <pic:nvPicPr>
+                          <pic:cNvPr descr="11f17defc6cfcd2f623c6f4648bc7e3f6467dbb6a931afc51df8bb39370b1b3a.jpg" id="17" name="Picture"/>
+                          <pic:cNvPicPr>
+                            <a:picLocks noChangeArrowheads="1" noChangeAspect="1"/>
+                          </pic:cNvPicPr>
+                        </pic:nvPicPr>
+                        <pic:blipFill>
+                          <a:blip r:embed="rId15"/>
+                          <a:stretch>
+                            <a:fillRect/>
+                          </a:stretch>
+                        </pic:blipFill>
+                        <pic:spPr bwMode="auto">
+                          <a:xfrm>
+                            <a:off x="0" y="0"/>
+                            <a:ext cx="2362200" cy="1600199"/>
+                          </a:xfrm>
+                          <a:prstGeom prst="rect">
+                            <a:avLst/>
+                          </a:prstGeom>
+                          <a:noFill/>
+                          <a:ln w="9525">
+                            <a:noFill/>
+                            <a:headEnd/>
+                            <a:tailEnd/>
+                          </a:ln>
+                        </pic:spPr>
+                      </pic:pic>
+                    </a:graphicData>
+                  </a:graphic>
+                </wp:inline>
+              </w:drawing>
+            </w:r>
+          </w:p>
+        </w:tc>
+        <w:tc>
+          <w:tcPr/>
+          <w:p>
+            <w:pPr>
+              <w:pStyle w:val="Compact"/>
+              <w:jc w:val="center"/>
+            </w:pPr>
+            <w:r>
+              <w:rPr>
+                <w:rFonts w:ascii="Times New Roman" w:hAnsi="Times New Roman" w:eastAsia="Times New Roman" w:cs="Times New Roman"/>
+                <w:b/>
+              </w:rPr>
+              <w:drawing>
+                <wp:inline>
+                  <wp:extent cx="2381250" cy="751736"/>
+                  <wp:effectExtent b="0" l="0" r="0" t="0"/>
+                  <wp:docPr descr="" title="" id="19" name="Picture"/>
+                  <a:graphic>
+                    <a:graphicData uri="http://schemas.openxmlformats.org/drawingml/2006/picture">
+                      <pic:pic>
+                        <pic:nvPicPr>
+                          <pic:cNvPr descr="ec0cda254d6f486ae53ba29ac9c38dd273f2a8fbe314f090467349ba884f66f9.jpg" id="20" name="Picture"/>
+                          <pic:cNvPicPr>
+                            <a:picLocks noChangeArrowheads="1" noChangeAspect="1"/>
+                          </pic:cNvPicPr>
+                        </pic:nvPicPr>
+                        <pic:blipFill>
+                          <a:blip r:embed="rId18"/>
+                          <a:stretch>
+                            <a:fillRect/>
+                          </a:stretch>
+                        </pic:blipFill>
+                        <pic:spPr bwMode="auto">
+                          <a:xfrm>
+                            <a:off x="0" y="0"/>
+                            <a:ext cx="2381250" cy="751736"/>
+                          </a:xfrm>
+                          <a:prstGeom prst="rect">
+                            <a:avLst/>
+                          </a:prstGeom>
+                          <a:noFill/>
+                          <a:ln w="9525">
+                            <a:noFill/>
+                            <a:headEnd/>
+                            <a:tailEnd/>
+                          </a:ln>
+                        </pic:spPr>
+                      </pic:pic>
+                    </a:graphicData>
+                  </a:graphic>
+                </wp:inline>
+              </w:drawing>
+            </w:r>
+          </w:p>
+        </w:tc>
+      </w:tr>
+    </w:tbl>
     <w:p>
       <w:pPr>
         <w:pStyle w:val="BodyText"/>
-        <w:spacing w:before="160" w:after="80"/>
-        <w:jc w:val="center"/>
-      </w:pPr>
-      <w:r>
-        <w:rPr>
-          <w:rFonts w:ascii="Times New Roman" w:hAnsi="Times New Roman" w:eastAsia="Times New Roman" w:cs="Times New Roman"/>
-        </w:rPr>
-        <w:t xml:space="preserve">①</w:t>
-      </w:r>
-      <w:r>
-        <w:rPr>
-          <w:rFonts w:ascii="Times New Roman" w:hAnsi="Times New Roman" w:eastAsia="Times New Roman" w:cs="Times New Roman"/>
-        </w:rPr>
-        <w:t xml:space="preserve"> </w:t>
-      </w:r>
-      <w:r>
-        <w:rPr>
-          <w:rFonts w:ascii="Times New Roman" w:hAnsi="Times New Roman" w:eastAsia="Times New Roman" w:cs="Times New Roman"/>
-        </w:rPr>
-        <w:drawing>
-          <wp:inline>
-            <wp:extent cx="2667000" cy="1792055"/>
-            <wp:effectExtent b="0" l="0" r="0" t="0"/>
-            <wp:docPr descr="" title="" id="10" name="Picture"/>
-            <a:graphic>
-              <a:graphicData uri="http://schemas.openxmlformats.org/drawingml/2006/picture">
-                <pic:pic>
-                  <pic:nvPicPr>
-                    <pic:cNvPr descr="2e64d04ac6063b4e2a94329aa7aabfe8880e4fba5d4117860f87ea8fb9bd58eb.jpg" id="11" name="Picture"/>
-                    <pic:cNvPicPr>
-                      <a:picLocks noChangeArrowheads="1" noChangeAspect="1"/>
-                    </pic:cNvPicPr>
-                  </pic:nvPicPr>
-                  <pic:blipFill>
-                    <a:blip r:embed="rId9"/>
-                    <a:stretch>
-                      <a:fillRect/>
-                    </a:stretch>
-                  </pic:blipFill>
-                  <pic:spPr bwMode="auto">
-                    <a:xfrm>
-                      <a:off x="0" y="0"/>
-                      <a:ext cx="2667000" cy="1792055"/>
-                    </a:xfrm>
-                    <a:prstGeom prst="rect">
-                      <a:avLst/>
-                    </a:prstGeom>
-                    <a:noFill/>
-                    <a:ln w="9525">
-                      <a:noFill/>
-                      <a:headEnd/>
-                      <a:tailEnd/>
-                    </a:ln>
-                  </pic:spPr>
-                </pic:pic>
-              </a:graphicData>
-            </a:graphic>
-          </wp:inline>
-        </w:drawing>
-      </w:r>
-    </w:p>
-    <w:p>
-      <w:pPr>
-        <w:pStyle w:val="BodyText"/>
-        <w:spacing w:before="160" w:after="80"/>
-        <w:jc w:val="center"/>
-      </w:pPr>
-      <w:r>
-        <w:rPr>
-          <w:rFonts w:ascii="Times New Roman" w:hAnsi="Times New Roman" w:eastAsia="Times New Roman" w:cs="Times New Roman"/>
-        </w:rPr>
-        <w:drawing>
-          <wp:inline>
-            <wp:extent cx="2667000" cy="1785083"/>
-            <wp:effectExtent b="0" l="0" r="0" t="0"/>
-            <wp:docPr descr="" title="" id="13" name="Picture"/>
-            <a:graphic>
-              <a:graphicData uri="http://schemas.openxmlformats.org/drawingml/2006/picture">
-                <pic:pic>
-                  <pic:nvPicPr>
-                    <pic:cNvPr descr="b8e3e52bb13fa13a9abe8795e4bcae57e882e7327a8751245bd6c1ce5f5ea6b3.jpg" id="14" name="Picture"/>
-                    <pic:cNvPicPr>
-                      <a:picLocks noChangeArrowheads="1" noChangeAspect="1"/>
-                    </pic:cNvPicPr>
-                  </pic:nvPicPr>
-                  <pic:blipFill>
-                    <a:blip r:embed="rId12"/>
-                    <a:stretch>
-                      <a:fillRect/>
-                    </a:stretch>
-                  </pic:blipFill>
-                  <pic:spPr bwMode="auto">
-                    <a:xfrm>
-                      <a:off x="0" y="0"/>
-                      <a:ext cx="2667000" cy="1785083"/>
-                    </a:xfrm>
-                    <a:prstGeom prst="rect">
-                      <a:avLst/>
-                    </a:prstGeom>
-                    <a:noFill/>
-                    <a:ln w="9525">
-                      <a:noFill/>
-                      <a:headEnd/>
-                      <a:tailEnd/>
-                    </a:ln>
-                  </pic:spPr>
-                </pic:pic>
-              </a:graphicData>
-            </a:graphic>
-          </wp:inline>
-        </w:drawing>
-      </w:r>
-    </w:p>
-    <w:p>
-      <w:pPr>
-        <w:pStyle w:val="BodyText"/>
-        <w:spacing w:before="160" w:after="80"/>
-        <w:jc w:val="center"/>
-      </w:pPr>
-      <w:r>
-        <w:rPr>
-          <w:rFonts w:ascii="Times New Roman" w:hAnsi="Times New Roman" w:eastAsia="Times New Roman" w:cs="Times New Roman"/>
-        </w:rPr>
-        <w:drawing>
-          <wp:inline>
-            <wp:extent cx="2667000" cy="1806677"/>
-            <wp:effectExtent b="0" l="0" r="0" t="0"/>
-            <wp:docPr descr="" title="" id="16" name="Picture"/>
-            <a:graphic>
-              <a:graphicData uri="http://schemas.openxmlformats.org/drawingml/2006/picture">
-                <pic:pic>
-                  <pic:nvPicPr>
-                    <pic:cNvPr descr="11f17defc6cfcd2f623c6f4648bc7e3f6467dbb6a931afc51df8bb39370b1b3a.jpg" id="17" name="Picture"/>
-                    <pic:cNvPicPr>
-                      <a:picLocks noChangeArrowheads="1" noChangeAspect="1"/>
-                    </pic:cNvPicPr>
-                  </pic:nvPicPr>
-                  <pic:blipFill>
-                    <a:blip r:embed="rId15"/>
-                    <a:stretch>
-                      <a:fillRect/>
-                    </a:stretch>
-                  </pic:blipFill>
-                  <pic:spPr bwMode="auto">
-                    <a:xfrm>
-                      <a:off x="0" y="0"/>
-                      <a:ext cx="2667000" cy="1806677"/>
-                    </a:xfrm>
-                    <a:prstGeom prst="rect">
-                      <a:avLst/>
-                    </a:prstGeom>
-                    <a:noFill/>
-                    <a:ln w="9525">
-                      <a:noFill/>
-                      <a:headEnd/>
-                      <a:tailEnd/>
-                    </a:ln>
-                  </pic:spPr>
-                </pic:pic>
-              </a:graphicData>
-            </a:graphic>
-          </wp:inline>
-        </w:drawing>
-      </w:r>
-    </w:p>
-    <w:p>
-      <w:pPr>
-        <w:pStyle w:val="BodyText"/>
-        <w:spacing w:before="160" w:after="80"/>
-        <w:jc w:val="center"/>
-      </w:pPr>
-      <w:r>
-        <w:rPr>
-          <w:rFonts w:ascii="Times New Roman" w:hAnsi="Times New Roman" w:eastAsia="Times New Roman" w:cs="Times New Roman"/>
-        </w:rPr>
-        <w:t xml:space="preserve">④</w:t>
-      </w:r>
-      <w:r>
-        <w:rPr>
-          <w:rFonts w:ascii="Times New Roman" w:hAnsi="Times New Roman" w:eastAsia="Times New Roman" w:cs="Times New Roman"/>
-        </w:rPr>
-        <w:t xml:space="preserve"> </w:t>
-      </w:r>
-      <w:r>
-        <w:rPr>
-          <w:rFonts w:ascii="Times New Roman" w:hAnsi="Times New Roman" w:eastAsia="Times New Roman" w:cs="Times New Roman"/>
-        </w:rPr>
-        <w:drawing>
-          <wp:inline>
-            <wp:extent cx="2667000" cy="841945"/>
-            <wp:effectExtent b="0" l="0" r="0" t="0"/>
-            <wp:docPr descr="" title="" id="19" name="Picture"/>
-            <a:graphic>
-              <a:graphicData uri="http://schemas.openxmlformats.org/drawingml/2006/picture">
-                <pic:pic>
-                  <pic:nvPicPr>
-                    <pic:cNvPr descr="ec0cda254d6f486ae53ba29ac9c38dd273f2a8fbe314f090467349ba884f66f9.jpg" id="20" name="Picture"/>
-                    <pic:cNvPicPr>
-                      <a:picLocks noChangeArrowheads="1" noChangeAspect="1"/>
-                    </pic:cNvPicPr>
-                  </pic:nvPicPr>
-                  <pic:blipFill>
-                    <a:blip r:embed="rId18"/>
-                    <a:stretch>
-                      <a:fillRect/>
-                    </a:stretch>
-                  </pic:blipFill>
-                  <pic:spPr bwMode="auto">
-                    <a:xfrm>
-                      <a:off x="0" y="0"/>
-                      <a:ext cx="2667000" cy="841945"/>
-                    </a:xfrm>
-                    <a:prstGeom prst="rect">
-                      <a:avLst/>
-                    </a:prstGeom>
-                    <a:noFill/>
-                    <a:ln w="9525">
-                      <a:noFill/>
-                      <a:headEnd/>
-                      <a:tailEnd/>
-                    </a:ln>
-                  </pic:spPr>
-                </pic:pic>
-              </a:graphicData>
-            </a:graphic>
-          </wp:inline>
-        </w:drawing>
-      </w:r>
-    </w:p>
-    <w:p>
-      <w:pPr>
-        <w:pStyle w:val="BodyText"/>
+        <w:spacing w:before="120"/>
         <w:ind w:firstLine="420"/>
       </w:pPr>
       <w:r>
@@ -1618,6 +1659,7 @@
     <w:p>
       <w:pPr>
         <w:pStyle w:val="BodyText"/>
+        <w:spacing w:after="80"/>
         <w:ind w:firstLine="420"/>
       </w:pPr>
       <w:r>
@@ -1758,310 +1800,427 @@
         <w:t>）</w:t>
       </w:r>
     </w:p>
+    <w:tbl>
+      <w:tblPr>
+        <w:tblStyle w:val="Table"/>
+        <w:tblW w:type="pct" w:w="5000"/>
+        <w:tblLayout w:type="fixed"/>
+        <w:tblLook w:firstRow="1" w:lastRow="0" w:firstColumn="0" w:lastColumn="0" w:noHBand="0" w:noVBand="0" w:val="0020"/>
+        <w:jc w:val="center"/>
+        <w:tblBorders>
+          <w:top w:val="single" w:sz="12" w:space="0" w:color="333333"/>
+          <w:bottom w:val="single" w:sz="12" w:space="0" w:color="333333"/>
+          <w:left w:val="none"/>
+          <w:right w:val="none"/>
+          <w:insideH w:val="none"/>
+          <w:insideV w:val="none"/>
+        </w:tblBorders>
+      </w:tblPr>
+      <w:tblGrid>
+        <w:gridCol w:w="3960"/>
+        <w:gridCol w:w="3960"/>
+      </w:tblGrid>
+      <w:tr>
+        <w:trPr>
+          <w:tblHeader w:val="on"/>
+        </w:trPr>
+        <w:tc>
+          <w:tcPr>
+            <w:tcBorders>
+              <w:bottom w:val="single" w:sz="6" w:space="0" w:color="333333"/>
+            </w:tcBorders>
+          </w:tcPr>
+          <w:p>
+            <w:pPr>
+              <w:pStyle w:val="Compact"/>
+              <w:jc w:val="center"/>
+            </w:pPr>
+            <w:r>
+              <w:rPr>
+                <w:rFonts w:ascii="Times New Roman" w:hAnsi="Times New Roman" w:eastAsia="Times New Roman" w:cs="Times New Roman"/>
+                <w:b/>
+              </w:rPr>
+              <w:t xml:space="preserve">①</w:t>
+            </w:r>
+          </w:p>
+        </w:tc>
+        <w:tc>
+          <w:tcPr>
+            <w:tcBorders>
+              <w:bottom w:val="single" w:sz="6" w:space="0" w:color="333333"/>
+            </w:tcBorders>
+          </w:tcPr>
+          <w:p>
+            <w:pPr>
+              <w:pStyle w:val="Compact"/>
+              <w:jc w:val="center"/>
+            </w:pPr>
+            <w:r>
+              <w:rPr>
+                <w:rFonts w:ascii="Times New Roman" w:hAnsi="Times New Roman" w:eastAsia="Times New Roman" w:cs="Times New Roman"/>
+                <w:b/>
+              </w:rPr>
+              <w:t xml:space="preserve">②</w:t>
+            </w:r>
+          </w:p>
+        </w:tc>
+      </w:tr>
+      <w:tr>
+        <w:tc>
+          <w:tcPr/>
+          <w:p>
+            <w:pPr>
+              <w:pStyle w:val="Compact"/>
+              <w:jc w:val="center"/>
+            </w:pPr>
+            <w:r>
+              <w:rPr>
+                <w:rFonts w:ascii="Times New Roman" w:hAnsi="Times New Roman" w:eastAsia="Times New Roman" w:cs="Times New Roman"/>
+              </w:rPr>
+              <w:drawing>
+                <wp:inline>
+                  <wp:extent cx="1676400" cy="1724025"/>
+                  <wp:effectExtent b="0" l="0" r="0" t="0"/>
+                  <wp:docPr descr="" title="" id="22" name="Picture"/>
+                  <a:graphic>
+                    <a:graphicData uri="http://schemas.openxmlformats.org/drawingml/2006/picture">
+                      <pic:pic>
+                        <pic:nvPicPr>
+                          <pic:cNvPr descr="0de3823f0bcd473b53402b6ee6295dd6456fb6ebeab8ded362f0d0b72a8291de.jpg" id="23" name="Picture"/>
+                          <pic:cNvPicPr>
+                            <a:picLocks noChangeArrowheads="1" noChangeAspect="1"/>
+                          </pic:cNvPicPr>
+                        </pic:nvPicPr>
+                        <pic:blipFill>
+                          <a:blip r:embed="rId21"/>
+                          <a:stretch>
+                            <a:fillRect/>
+                          </a:stretch>
+                        </pic:blipFill>
+                        <pic:spPr bwMode="auto">
+                          <a:xfrm>
+                            <a:off x="0" y="0"/>
+                            <a:ext cx="1676400" cy="1724025"/>
+                          </a:xfrm>
+                          <a:prstGeom prst="rect">
+                            <a:avLst/>
+                          </a:prstGeom>
+                          <a:noFill/>
+                          <a:ln w="9525">
+                            <a:noFill/>
+                            <a:headEnd/>
+                            <a:tailEnd/>
+                          </a:ln>
+                        </pic:spPr>
+                      </pic:pic>
+                    </a:graphicData>
+                  </a:graphic>
+                </wp:inline>
+              </w:drawing>
+            </w:r>
+          </w:p>
+        </w:tc>
+        <w:tc>
+          <w:tcPr/>
+          <w:p>
+            <w:pPr>
+              <w:pStyle w:val="Compact"/>
+              <w:jc w:val="center"/>
+            </w:pPr>
+            <w:r>
+              <w:rPr>
+                <w:rFonts w:ascii="Times New Roman" w:hAnsi="Times New Roman" w:eastAsia="Times New Roman" w:cs="Times New Roman"/>
+              </w:rPr>
+              <w:drawing>
+                <wp:inline>
+                  <wp:extent cx="1647825" cy="1590674"/>
+                  <wp:effectExtent b="0" l="0" r="0" t="0"/>
+                  <wp:docPr descr="" title="" id="25" name="Picture"/>
+                  <a:graphic>
+                    <a:graphicData uri="http://schemas.openxmlformats.org/drawingml/2006/picture">
+                      <pic:pic>
+                        <pic:nvPicPr>
+                          <pic:cNvPr descr="ad43ec6d2613070a0d0df8c5a7e856a71c717fcc0ba783d0659ee351f6ce51d0.jpg" id="26" name="Picture"/>
+                          <pic:cNvPicPr>
+                            <a:picLocks noChangeArrowheads="1" noChangeAspect="1"/>
+                          </pic:cNvPicPr>
+                        </pic:nvPicPr>
+                        <pic:blipFill>
+                          <a:blip r:embed="rId24"/>
+                          <a:stretch>
+                            <a:fillRect/>
+                          </a:stretch>
+                        </pic:blipFill>
+                        <pic:spPr bwMode="auto">
+                          <a:xfrm>
+                            <a:off x="0" y="0"/>
+                            <a:ext cx="1647825" cy="1590674"/>
+                          </a:xfrm>
+                          <a:prstGeom prst="rect">
+                            <a:avLst/>
+                          </a:prstGeom>
+                          <a:noFill/>
+                          <a:ln w="9525">
+                            <a:noFill/>
+                            <a:headEnd/>
+                            <a:tailEnd/>
+                          </a:ln>
+                        </pic:spPr>
+                      </pic:pic>
+                    </a:graphicData>
+                  </a:graphic>
+                </wp:inline>
+              </w:drawing>
+            </w:r>
+          </w:p>
+        </w:tc>
+      </w:tr>
+      <w:tr>
+        <w:tc>
+          <w:tcPr/>
+          <w:p>
+            <w:pPr>
+              <w:pStyle w:val="Compact"/>
+              <w:jc w:val="center"/>
+            </w:pPr>
+            <w:r>
+              <w:rPr>
+                <w:rFonts w:ascii="Times New Roman" w:hAnsi="Times New Roman" w:eastAsia="Times New Roman" w:cs="Times New Roman"/>
+              </w:rPr>
+              <w:t xml:space="preserve">n</w:t>
+            </w:r>
+          </w:p>
+        </w:tc>
+        <w:tc>
+          <w:tcPr/>
+          <w:p>
+            <w:pPr>
+              <w:pStyle w:val="Compact"/>
+              <w:jc w:val="center"/>
+            </w:pPr>
+            <w:r>
+              <w:rPr>
+                <w:rFonts w:ascii="Times New Roman" w:hAnsi="Times New Roman" w:eastAsia="Times New Roman" w:cs="Times New Roman"/>
+              </w:rPr>
+              <w:t xml:space="preserve">n</w:t>
+            </w:r>
+          </w:p>
+        </w:tc>
+      </w:tr>
+    </w:tbl>
     <w:p>
       <w:pPr>
-        <w:pStyle w:val="BodyText"/>
-        <w:spacing w:before="160" w:after="80"/>
+        <w:spacing w:before="120" w:after="80"/>
+      </w:pPr>
+    </w:p>
+    <w:tbl>
+      <w:tblPr>
+        <w:tblStyle w:val="Table"/>
+        <w:tblW w:type="pct" w:w="5000"/>
+        <w:tblLayout w:type="fixed"/>
+        <w:tblLook w:firstRow="1" w:lastRow="0" w:firstColumn="0" w:lastColumn="0" w:noHBand="0" w:noVBand="0" w:val="0020"/>
         <w:jc w:val="center"/>
-      </w:pPr>
-      <w:r>
-        <w:rPr>
-          <w:rFonts w:ascii="Times New Roman" w:hAnsi="Times New Roman" w:eastAsia="Times New Roman" w:cs="Times New Roman"/>
-        </w:rPr>
-        <w:t xml:space="preserve">①</w:t>
-      </w:r>
-      <w:r>
-        <w:rPr>
-          <w:rFonts w:ascii="Times New Roman" w:hAnsi="Times New Roman" w:eastAsia="Times New Roman" w:cs="Times New Roman"/>
-        </w:rPr>
-        <w:t xml:space="preserve"> </w:t>
-      </w:r>
-      <w:r>
-        <w:rPr>
-          <w:rFonts w:ascii="Times New Roman" w:hAnsi="Times New Roman" w:eastAsia="Times New Roman" w:cs="Times New Roman"/>
-        </w:rPr>
-        <w:drawing>
-          <wp:inline>
-            <wp:extent cx="2667000" cy="2742767"/>
-            <wp:effectExtent b="0" l="0" r="0" t="0"/>
-            <wp:docPr descr="" title="" id="22" name="Picture"/>
-            <a:graphic>
-              <a:graphicData uri="http://schemas.openxmlformats.org/drawingml/2006/picture">
-                <pic:pic>
-                  <pic:nvPicPr>
-                    <pic:cNvPr descr="0de3823f0bcd473b53402b6ee6295dd6456fb6ebeab8ded362f0d0b72a8291de.jpg" id="23" name="Picture"/>
-                    <pic:cNvPicPr>
-                      <a:picLocks noChangeArrowheads="1" noChangeAspect="1"/>
-                    </pic:cNvPicPr>
-                  </pic:nvPicPr>
-                  <pic:blipFill>
-                    <a:blip r:embed="rId21"/>
-                    <a:stretch>
-                      <a:fillRect/>
-                    </a:stretch>
-                  </pic:blipFill>
-                  <pic:spPr bwMode="auto">
-                    <a:xfrm>
-                      <a:off x="0" y="0"/>
-                      <a:ext cx="2667000" cy="2742767"/>
-                    </a:xfrm>
-                    <a:prstGeom prst="rect">
-                      <a:avLst/>
-                    </a:prstGeom>
-                    <a:noFill/>
-                    <a:ln w="9525">
-                      <a:noFill/>
-                      <a:headEnd/>
-                      <a:tailEnd/>
-                    </a:ln>
-                  </pic:spPr>
-                </pic:pic>
-              </a:graphicData>
-            </a:graphic>
-          </wp:inline>
-        </w:drawing>
-      </w:r>
-      <w:r>
-        <w:rPr>
-          <w:rFonts w:ascii="Times New Roman" w:hAnsi="Times New Roman" w:eastAsia="Times New Roman" w:cs="Times New Roman"/>
-        </w:rPr>
-        <w:t xml:space="preserve"> </w:t>
-      </w:r>
-      <w:r>
-        <w:rPr>
-          <w:rFonts w:ascii="Times New Roman" w:hAnsi="Times New Roman" w:eastAsia="Times New Roman" w:cs="Times New Roman"/>
-        </w:rPr>
-        <w:t xml:space="preserve">n</w:t>
-      </w:r>
-    </w:p>
-    <w:p>
-      <w:pPr>
-        <w:pStyle w:val="BodyText"/>
-        <w:spacing w:before="160" w:after="80"/>
-        <w:jc w:val="center"/>
-      </w:pPr>
-      <w:r>
-        <w:rPr>
-          <w:rFonts w:ascii="Times New Roman" w:hAnsi="Times New Roman" w:eastAsia="Times New Roman" w:cs="Times New Roman"/>
-        </w:rPr>
-        <w:t xml:space="preserve">②</w:t>
-      </w:r>
-      <w:r>
-        <w:rPr>
-          <w:rFonts w:ascii="Times New Roman" w:hAnsi="Times New Roman" w:eastAsia="Times New Roman" w:cs="Times New Roman"/>
-        </w:rPr>
-        <w:t xml:space="preserve"> </w:t>
-      </w:r>
-      <w:r>
-        <w:rPr>
-          <w:rFonts w:ascii="Times New Roman" w:hAnsi="Times New Roman" w:eastAsia="Times New Roman" w:cs="Times New Roman"/>
-        </w:rPr>
-        <w:drawing>
-          <wp:inline>
-            <wp:extent cx="2667000" cy="2574502"/>
-            <wp:effectExtent b="0" l="0" r="0" t="0"/>
-            <wp:docPr descr="" title="" id="25" name="Picture"/>
-            <a:graphic>
-              <a:graphicData uri="http://schemas.openxmlformats.org/drawingml/2006/picture">
-                <pic:pic>
-                  <pic:nvPicPr>
-                    <pic:cNvPr descr="ad43ec6d2613070a0d0df8c5a7e856a71c717fcc0ba783d0659ee351f6ce51d0.jpg" id="26" name="Picture"/>
-                    <pic:cNvPicPr>
-                      <a:picLocks noChangeArrowheads="1" noChangeAspect="1"/>
-                    </pic:cNvPicPr>
-                  </pic:nvPicPr>
-                  <pic:blipFill>
-                    <a:blip r:embed="rId24"/>
-                    <a:stretch>
-                      <a:fillRect/>
-                    </a:stretch>
-                  </pic:blipFill>
-                  <pic:spPr bwMode="auto">
-                    <a:xfrm>
-                      <a:off x="0" y="0"/>
-                      <a:ext cx="2667000" cy="2574502"/>
-                    </a:xfrm>
-                    <a:prstGeom prst="rect">
-                      <a:avLst/>
-                    </a:prstGeom>
-                    <a:noFill/>
-                    <a:ln w="9525">
-                      <a:noFill/>
-                      <a:headEnd/>
-                      <a:tailEnd/>
-                    </a:ln>
-                  </pic:spPr>
-                </pic:pic>
-              </a:graphicData>
-            </a:graphic>
-          </wp:inline>
-        </w:drawing>
-      </w:r>
-      <w:r>
-        <w:rPr>
-          <w:rFonts w:ascii="Times New Roman" w:hAnsi="Times New Roman" w:eastAsia="Times New Roman" w:cs="Times New Roman"/>
-        </w:rPr>
-        <w:t xml:space="preserve"> </w:t>
-      </w:r>
-      <w:r>
-        <w:rPr>
-          <w:rFonts w:ascii="Times New Roman" w:hAnsi="Times New Roman" w:eastAsia="Times New Roman" w:cs="Times New Roman"/>
-        </w:rPr>
-        <w:t xml:space="preserve">n</w:t>
-      </w:r>
-    </w:p>
-    <w:p>
-      <w:pPr>
-        <w:pStyle w:val="BodyText"/>
-        <w:spacing w:before="160" w:after="80"/>
-        <w:jc w:val="center"/>
-      </w:pPr>
-      <w:r>
-        <w:rPr>
-          <w:rFonts w:ascii="Times New Roman" w:hAnsi="Times New Roman" w:eastAsia="Times New Roman" w:cs="Times New Roman"/>
-        </w:rPr>
-        <w:t xml:space="preserve">③</w:t>
-      </w:r>
-      <w:r>
-        <w:rPr>
-          <w:rFonts w:ascii="Times New Roman" w:hAnsi="Times New Roman" w:eastAsia="Times New Roman" w:cs="Times New Roman"/>
-        </w:rPr>
-        <w:t xml:space="preserve"> </w:t>
-      </w:r>
-      <w:r>
-        <w:rPr>
-          <w:rFonts w:ascii="Times New Roman" w:hAnsi="Times New Roman" w:eastAsia="Times New Roman" w:cs="Times New Roman"/>
-        </w:rPr>
-        <w:drawing>
-          <wp:inline>
-            <wp:extent cx="2667000" cy="2667000"/>
-            <wp:effectExtent b="0" l="0" r="0" t="0"/>
-            <wp:docPr descr="" title="" id="28" name="Picture"/>
-            <a:graphic>
-              <a:graphicData uri="http://schemas.openxmlformats.org/drawingml/2006/picture">
-                <pic:pic>
-                  <pic:nvPicPr>
-                    <pic:cNvPr descr="ad01435e3d2103f1f12107c929791ba994e7ead90eec99b74b0a23444768ea3d.jpg" id="29" name="Picture"/>
-                    <pic:cNvPicPr>
-                      <a:picLocks noChangeArrowheads="1" noChangeAspect="1"/>
-                    </pic:cNvPicPr>
-                  </pic:nvPicPr>
-                  <pic:blipFill>
-                    <a:blip r:embed="rId27"/>
-                    <a:stretch>
-                      <a:fillRect/>
-                    </a:stretch>
-                  </pic:blipFill>
-                  <pic:spPr bwMode="auto">
-                    <a:xfrm>
-                      <a:off x="0" y="0"/>
-                      <a:ext cx="2667000" cy="2667000"/>
-                    </a:xfrm>
-                    <a:prstGeom prst="rect">
-                      <a:avLst/>
-                    </a:prstGeom>
-                    <a:noFill/>
-                    <a:ln w="9525">
-                      <a:noFill/>
-                      <a:headEnd/>
-                      <a:tailEnd/>
-                    </a:ln>
-                  </pic:spPr>
-                </pic:pic>
-              </a:graphicData>
-            </a:graphic>
-          </wp:inline>
-        </w:drawing>
-      </w:r>
-      <w:r>
-        <w:rPr>
-          <w:rFonts w:ascii="Times New Roman" w:hAnsi="Times New Roman" w:eastAsia="Times New Roman" w:cs="Times New Roman"/>
-        </w:rPr>
-        <w:t xml:space="preserve"> </w:t>
-      </w:r>
-      <w:r>
-        <w:rPr>
-          <w:rFonts w:ascii="Times New Roman" w:hAnsi="Times New Roman" w:eastAsia="Times New Roman" w:cs="Times New Roman"/>
-        </w:rPr>
-        <w:t xml:space="preserve">n</w:t>
-      </w:r>
-    </w:p>
-    <w:p>
-      <w:pPr>
-        <w:pStyle w:val="BodyText"/>
-        <w:spacing w:before="160" w:after="80"/>
-        <w:jc w:val="center"/>
-      </w:pPr>
-      <w:r>
-        <w:rPr>
-          <w:rFonts w:ascii="Times New Roman" w:hAnsi="Times New Roman" w:eastAsia="Times New Roman" w:cs="Times New Roman"/>
-        </w:rPr>
-        <w:t xml:space="preserve">④</w:t>
-      </w:r>
-      <w:r>
-        <w:rPr>
-          <w:rFonts w:ascii="Times New Roman" w:hAnsi="Times New Roman" w:eastAsia="Times New Roman" w:cs="Times New Roman"/>
-        </w:rPr>
-        <w:t xml:space="preserve"> </w:t>
-      </w:r>
-      <w:r>
-        <w:rPr>
-          <w:rFonts w:ascii="Times New Roman" w:hAnsi="Times New Roman" w:eastAsia="Times New Roman" w:cs="Times New Roman"/>
-        </w:rPr>
-        <w:drawing>
-          <wp:inline>
-            <wp:extent cx="2667000" cy="2830893"/>
-            <wp:effectExtent b="0" l="0" r="0" t="0"/>
-            <wp:docPr descr="" title="" id="31" name="Picture"/>
-            <a:graphic>
-              <a:graphicData uri="http://schemas.openxmlformats.org/drawingml/2006/picture">
-                <pic:pic>
-                  <pic:nvPicPr>
-                    <pic:cNvPr descr="3bee8b034d2521339580062d386d8be1fdd6ea33f774404a03be563f190716f5.jpg" id="32" name="Picture"/>
-                    <pic:cNvPicPr>
-                      <a:picLocks noChangeArrowheads="1" noChangeAspect="1"/>
-                    </pic:cNvPicPr>
-                  </pic:nvPicPr>
-                  <pic:blipFill>
-                    <a:blip r:embed="rId30"/>
-                    <a:stretch>
-                      <a:fillRect/>
-                    </a:stretch>
-                  </pic:blipFill>
-                  <pic:spPr bwMode="auto">
-                    <a:xfrm>
-                      <a:off x="0" y="0"/>
-                      <a:ext cx="2667000" cy="2830893"/>
-                    </a:xfrm>
-                    <a:prstGeom prst="rect">
-                      <a:avLst/>
-                    </a:prstGeom>
-                    <a:noFill/>
-                    <a:ln w="9525">
-                      <a:noFill/>
-                      <a:headEnd/>
-                      <a:tailEnd/>
-                    </a:ln>
-                  </pic:spPr>
-                </pic:pic>
-              </a:graphicData>
-            </a:graphic>
-          </wp:inline>
-        </w:drawing>
-      </w:r>
-      <w:r>
-        <w:rPr>
-          <w:rFonts w:ascii="Times New Roman" w:hAnsi="Times New Roman" w:eastAsia="Times New Roman" w:cs="Times New Roman"/>
-        </w:rPr>
-        <w:t xml:space="preserve"> </w:t>
-      </w:r>
-      <w:r>
-        <w:rPr>
-          <w:rFonts w:ascii="Times New Roman" w:hAnsi="Times New Roman" w:eastAsia="Times New Roman" w:cs="Times New Roman"/>
-        </w:rPr>
-        <w:t xml:space="preserve">n</w:t>
-      </w:r>
-    </w:p>
+        <w:tblBorders>
+          <w:top w:val="single" w:sz="12" w:space="0" w:color="333333"/>
+          <w:bottom w:val="single" w:sz="12" w:space="0" w:color="333333"/>
+          <w:left w:val="none"/>
+          <w:right w:val="none"/>
+          <w:insideH w:val="none"/>
+          <w:insideV w:val="none"/>
+        </w:tblBorders>
+      </w:tblPr>
+      <w:tblGrid>
+        <w:gridCol w:w="3960"/>
+        <w:gridCol w:w="3960"/>
+      </w:tblGrid>
+      <w:tr>
+        <w:trPr>
+          <w:tblHeader w:val="on"/>
+        </w:trPr>
+        <w:tc>
+          <w:tcPr>
+            <w:tcBorders>
+              <w:bottom w:val="single" w:sz="6" w:space="0" w:color="333333"/>
+            </w:tcBorders>
+          </w:tcPr>
+          <w:p>
+            <w:pPr>
+              <w:pStyle w:val="Compact"/>
+              <w:jc w:val="center"/>
+            </w:pPr>
+            <w:r>
+              <w:rPr>
+                <w:rFonts w:ascii="Times New Roman" w:hAnsi="Times New Roman" w:eastAsia="Times New Roman" w:cs="Times New Roman"/>
+                <w:b/>
+              </w:rPr>
+              <w:t xml:space="preserve">③</w:t>
+            </w:r>
+          </w:p>
+        </w:tc>
+        <w:tc>
+          <w:tcPr>
+            <w:tcBorders>
+              <w:bottom w:val="single" w:sz="6" w:space="0" w:color="333333"/>
+            </w:tcBorders>
+          </w:tcPr>
+          <w:p>
+            <w:pPr>
+              <w:pStyle w:val="Compact"/>
+              <w:jc w:val="center"/>
+            </w:pPr>
+            <w:r>
+              <w:rPr>
+                <w:rFonts w:ascii="Times New Roman" w:hAnsi="Times New Roman" w:eastAsia="Times New Roman" w:cs="Times New Roman"/>
+                <w:b/>
+              </w:rPr>
+              <w:t xml:space="preserve">④</w:t>
+            </w:r>
+          </w:p>
+        </w:tc>
+      </w:tr>
+      <w:tr>
+        <w:tc>
+          <w:tcPr/>
+          <w:p>
+            <w:pPr>
+              <w:pStyle w:val="Compact"/>
+              <w:jc w:val="center"/>
+            </w:pPr>
+            <w:r>
+              <w:rPr>
+                <w:rFonts w:ascii="Times New Roman" w:hAnsi="Times New Roman" w:eastAsia="Times New Roman" w:cs="Times New Roman"/>
+              </w:rPr>
+              <w:drawing>
+                <wp:inline>
+                  <wp:extent cx="1647825" cy="1647825"/>
+                  <wp:effectExtent b="0" l="0" r="0" t="0"/>
+                  <wp:docPr descr="" title="" id="28" name="Picture"/>
+                  <a:graphic>
+                    <a:graphicData uri="http://schemas.openxmlformats.org/drawingml/2006/picture">
+                      <pic:pic>
+                        <pic:nvPicPr>
+                          <pic:cNvPr descr="ad01435e3d2103f1f12107c929791ba994e7ead90eec99b74b0a23444768ea3d.jpg" id="29" name="Picture"/>
+                          <pic:cNvPicPr>
+                            <a:picLocks noChangeArrowheads="1" noChangeAspect="1"/>
+                          </pic:cNvPicPr>
+                        </pic:nvPicPr>
+                        <pic:blipFill>
+                          <a:blip r:embed="rId27"/>
+                          <a:stretch>
+                            <a:fillRect/>
+                          </a:stretch>
+                        </pic:blipFill>
+                        <pic:spPr bwMode="auto">
+                          <a:xfrm>
+                            <a:off x="0" y="0"/>
+                            <a:ext cx="1647825" cy="1647825"/>
+                          </a:xfrm>
+                          <a:prstGeom prst="rect">
+                            <a:avLst/>
+                          </a:prstGeom>
+                          <a:noFill/>
+                          <a:ln w="9525">
+                            <a:noFill/>
+                            <a:headEnd/>
+                            <a:tailEnd/>
+                          </a:ln>
+                        </pic:spPr>
+                      </pic:pic>
+                    </a:graphicData>
+                  </a:graphic>
+                </wp:inline>
+              </w:drawing>
+            </w:r>
+          </w:p>
+        </w:tc>
+        <w:tc>
+          <w:tcPr/>
+          <w:p>
+            <w:pPr>
+              <w:pStyle w:val="Compact"/>
+              <w:jc w:val="center"/>
+            </w:pPr>
+            <w:r>
+              <w:rPr>
+                <w:rFonts w:ascii="Times New Roman" w:hAnsi="Times New Roman" w:eastAsia="Times New Roman" w:cs="Times New Roman"/>
+              </w:rPr>
+              <w:drawing>
+                <wp:inline>
+                  <wp:extent cx="1704975" cy="1809750"/>
+                  <wp:effectExtent b="0" l="0" r="0" t="0"/>
+                  <wp:docPr descr="" title="" id="31" name="Picture"/>
+                  <a:graphic>
+                    <a:graphicData uri="http://schemas.openxmlformats.org/drawingml/2006/picture">
+                      <pic:pic>
+                        <pic:nvPicPr>
+                          <pic:cNvPr descr="3bee8b034d2521339580062d386d8be1fdd6ea33f774404a03be563f190716f5.jpg" id="32" name="Picture"/>
+                          <pic:cNvPicPr>
+                            <a:picLocks noChangeArrowheads="1" noChangeAspect="1"/>
+                          </pic:cNvPicPr>
+                        </pic:nvPicPr>
+                        <pic:blipFill>
+                          <a:blip r:embed="rId30"/>
+                          <a:stretch>
+                            <a:fillRect/>
+                          </a:stretch>
+                        </pic:blipFill>
+                        <pic:spPr bwMode="auto">
+                          <a:xfrm>
+                            <a:off x="0" y="0"/>
+                            <a:ext cx="1704975" cy="1809750"/>
+                          </a:xfrm>
+                          <a:prstGeom prst="rect">
+                            <a:avLst/>
+                          </a:prstGeom>
+                          <a:noFill/>
+                          <a:ln w="9525">
+                            <a:noFill/>
+                            <a:headEnd/>
+                            <a:tailEnd/>
+                          </a:ln>
+                        </pic:spPr>
+                      </pic:pic>
+                    </a:graphicData>
+                  </a:graphic>
+                </wp:inline>
+              </w:drawing>
+            </w:r>
+          </w:p>
+        </w:tc>
+      </w:tr>
+      <w:tr>
+        <w:tc>
+          <w:tcPr/>
+          <w:p>
+            <w:pPr>
+              <w:pStyle w:val="Compact"/>
+              <w:jc w:val="center"/>
+            </w:pPr>
+            <w:r>
+              <w:rPr>
+                <w:rFonts w:ascii="Times New Roman" w:hAnsi="Times New Roman" w:eastAsia="Times New Roman" w:cs="Times New Roman"/>
+              </w:rPr>
+              <w:t xml:space="preserve">n</w:t>
+            </w:r>
+          </w:p>
+        </w:tc>
+        <w:tc>
+          <w:tcPr/>
+          <w:p>
+            <w:pPr>
+              <w:pStyle w:val="Compact"/>
+              <w:jc w:val="center"/>
+            </w:pPr>
+            <w:r>
+              <w:rPr>
+                <w:rFonts w:ascii="Times New Roman" w:hAnsi="Times New Roman" w:eastAsia="Times New Roman" w:cs="Times New Roman"/>
+              </w:rPr>
+              <w:t xml:space="preserve">n</w:t>
+            </w:r>
+          </w:p>
+        </w:tc>
+      </w:tr>
+    </w:tbl>
     <w:bookmarkEnd w:id="33"/>
     <w:bookmarkStart w:id="49" w:name="第-2-题-铁碳体结构相变与分析10-分"/>
     <w:p>
@@ -2730,6 +2889,7 @@
     <w:p>
       <w:pPr>
         <w:pStyle w:val="BodyText"/>
+        <w:spacing w:after="80"/>
         <w:ind w:firstLine="420"/>
       </w:pPr>
       <w:r>
@@ -2763,203 +2923,263 @@
         <w:t>。</w:t>
       </w:r>
     </w:p>
+    <w:tbl>
+      <w:tblPr>
+        <w:tblStyle w:val="Table"/>
+        <w:tblW w:type="pct" w:w="5000"/>
+        <w:tblLayout w:type="fixed"/>
+        <w:tblLook w:firstRow="1" w:lastRow="0" w:firstColumn="0" w:lastColumn="0" w:noHBand="0" w:noVBand="0" w:val="0020"/>
+        <w:jc w:val="center"/>
+        <w:tblBorders>
+          <w:top w:val="single" w:sz="12" w:space="0" w:color="333333"/>
+          <w:bottom w:val="single" w:sz="12" w:space="0" w:color="333333"/>
+          <w:left w:val="none"/>
+          <w:right w:val="none"/>
+          <w:insideH w:val="none"/>
+          <w:insideV w:val="none"/>
+        </w:tblBorders>
+      </w:tblPr>
+      <w:tblGrid>
+        <w:gridCol w:w="2640"/>
+        <w:gridCol w:w="2640"/>
+        <w:gridCol w:w="2640"/>
+      </w:tblGrid>
+      <w:tr>
+        <w:trPr>
+          <w:tblHeader w:val="on"/>
+        </w:trPr>
+        <w:tc>
+          <w:tcPr>
+            <w:tcBorders>
+              <w:bottom w:val="single" w:sz="6" w:space="0" w:color="333333"/>
+            </w:tcBorders>
+          </w:tcPr>
+          <w:p>
+            <w:pPr>
+              <w:pStyle w:val="Compact"/>
+              <w:jc w:val="center"/>
+            </w:pPr>
+            <w:r>
+              <w:rPr>
+                <w:rFonts w:ascii="Times New Roman" w:hAnsi="Times New Roman" w:eastAsia="Times New Roman" w:cs="Times New Roman"/>
+                <w:b/>
+              </w:rPr>
+              <w:t xml:space="preserve">A</w:t>
+            </w:r>
+          </w:p>
+        </w:tc>
+        <w:tc>
+          <w:tcPr>
+            <w:tcBorders>
+              <w:bottom w:val="single" w:sz="6" w:space="0" w:color="333333"/>
+            </w:tcBorders>
+          </w:tcPr>
+          <w:p>
+            <w:pPr>
+              <w:pStyle w:val="Compact"/>
+              <w:jc w:val="center"/>
+            </w:pPr>
+            <w:r>
+              <w:rPr>
+                <w:rFonts w:ascii="Times New Roman" w:hAnsi="Times New Roman" w:eastAsia="Times New Roman" w:cs="Times New Roman"/>
+                <w:b/>
+              </w:rPr>
+              <w:t xml:space="preserve">B</w:t>
+            </w:r>
+          </w:p>
+        </w:tc>
+        <w:tc>
+          <w:tcPr>
+            <w:tcBorders>
+              <w:bottom w:val="single" w:sz="6" w:space="0" w:color="333333"/>
+            </w:tcBorders>
+          </w:tcPr>
+          <w:p>
+            <w:pPr>
+              <w:pStyle w:val="Compact"/>
+              <w:jc w:val="center"/>
+            </w:pPr>
+            <w:r>
+              <w:rPr>
+                <w:rFonts w:ascii="Times New Roman" w:hAnsi="Times New Roman" w:eastAsia="Times New Roman" w:cs="Times New Roman"/>
+                <w:b/>
+              </w:rPr>
+              <w:t xml:space="preserve">C</w:t>
+            </w:r>
+          </w:p>
+        </w:tc>
+      </w:tr>
+      <w:tr>
+        <w:tc>
+          <w:tcPr/>
+          <w:p>
+            <w:pPr>
+              <w:pStyle w:val="Compact"/>
+              <w:jc w:val="center"/>
+            </w:pPr>
+            <w:r>
+              <w:rPr>
+                <w:rFonts w:ascii="Times New Roman" w:hAnsi="Times New Roman" w:eastAsia="Times New Roman" w:cs="Times New Roman"/>
+              </w:rPr>
+              <w:drawing>
+                <wp:inline>
+                  <wp:extent cx="1666875" cy="1273968"/>
+                  <wp:effectExtent b="0" l="0" r="0" t="0"/>
+                  <wp:docPr descr="" title="" id="35" name="Picture"/>
+                  <a:graphic>
+                    <a:graphicData uri="http://schemas.openxmlformats.org/drawingml/2006/picture">
+                      <pic:pic>
+                        <pic:nvPicPr>
+                          <pic:cNvPr descr="4de02f4d3cc293368764a9030ea92960b364775b061ae72da452fe70f7ced683.jpg" id="36" name="Picture"/>
+                          <pic:cNvPicPr>
+                            <a:picLocks noChangeArrowheads="1" noChangeAspect="1"/>
+                          </pic:cNvPicPr>
+                        </pic:nvPicPr>
+                        <pic:blipFill>
+                          <a:blip r:embed="rId34"/>
+                          <a:stretch>
+                            <a:fillRect/>
+                          </a:stretch>
+                        </pic:blipFill>
+                        <pic:spPr bwMode="auto">
+                          <a:xfrm>
+                            <a:off x="0" y="0"/>
+                            <a:ext cx="1666875" cy="1273968"/>
+                          </a:xfrm>
+                          <a:prstGeom prst="rect">
+                            <a:avLst/>
+                          </a:prstGeom>
+                          <a:noFill/>
+                          <a:ln w="9525">
+                            <a:noFill/>
+                            <a:headEnd/>
+                            <a:tailEnd/>
+                          </a:ln>
+                        </pic:spPr>
+                      </pic:pic>
+                    </a:graphicData>
+                  </a:graphic>
+                </wp:inline>
+              </w:drawing>
+            </w:r>
+          </w:p>
+        </w:tc>
+        <w:tc>
+          <w:tcPr/>
+          <w:p>
+            <w:pPr>
+              <w:pStyle w:val="Compact"/>
+              <w:jc w:val="center"/>
+            </w:pPr>
+            <w:r>
+              <w:rPr>
+                <w:rFonts w:ascii="Times New Roman" w:hAnsi="Times New Roman" w:eastAsia="Times New Roman" w:cs="Times New Roman"/>
+              </w:rPr>
+              <w:drawing>
+                <wp:inline>
+                  <wp:extent cx="1666875" cy="1603786"/>
+                  <wp:effectExtent b="0" l="0" r="0" t="0"/>
+                  <wp:docPr descr="" title="" id="38" name="Picture"/>
+                  <a:graphic>
+                    <a:graphicData uri="http://schemas.openxmlformats.org/drawingml/2006/picture">
+                      <pic:pic>
+                        <pic:nvPicPr>
+                          <pic:cNvPr descr="61a6c488fa33af1f633258e8817402d15dd66ec01df96ce5c14b626fafbd2ad1.jpg" id="39" name="Picture"/>
+                          <pic:cNvPicPr>
+                            <a:picLocks noChangeArrowheads="1" noChangeAspect="1"/>
+                          </pic:cNvPicPr>
+                        </pic:nvPicPr>
+                        <pic:blipFill>
+                          <a:blip r:embed="rId37"/>
+                          <a:stretch>
+                            <a:fillRect/>
+                          </a:stretch>
+                        </pic:blipFill>
+                        <pic:spPr bwMode="auto">
+                          <a:xfrm>
+                            <a:off x="0" y="0"/>
+                            <a:ext cx="1666875" cy="1603786"/>
+                          </a:xfrm>
+                          <a:prstGeom prst="rect">
+                            <a:avLst/>
+                          </a:prstGeom>
+                          <a:noFill/>
+                          <a:ln w="9525">
+                            <a:noFill/>
+                            <a:headEnd/>
+                            <a:tailEnd/>
+                          </a:ln>
+                        </pic:spPr>
+                      </pic:pic>
+                    </a:graphicData>
+                  </a:graphic>
+                </wp:inline>
+              </w:drawing>
+            </w:r>
+          </w:p>
+        </w:tc>
+        <w:tc>
+          <w:tcPr/>
+          <w:p>
+            <w:pPr>
+              <w:pStyle w:val="Compact"/>
+              <w:jc w:val="center"/>
+            </w:pPr>
+            <w:r>
+              <w:rPr>
+                <w:rFonts w:ascii="Times New Roman" w:hAnsi="Times New Roman" w:eastAsia="Times New Roman" w:cs="Times New Roman"/>
+              </w:rPr>
+              <w:drawing>
+                <wp:inline>
+                  <wp:extent cx="1666875" cy="727093"/>
+                  <wp:effectExtent b="0" l="0" r="0" t="0"/>
+                  <wp:docPr descr="" title="" id="41" name="Picture"/>
+                  <a:graphic>
+                    <a:graphicData uri="http://schemas.openxmlformats.org/drawingml/2006/picture">
+                      <pic:pic>
+                        <pic:nvPicPr>
+                          <pic:cNvPr descr="53cad3a19ead7315ef0de305db70fe4287c1cdd47360d05790c93fa7c891af5a.jpg" id="42" name="Picture"/>
+                          <pic:cNvPicPr>
+                            <a:picLocks noChangeArrowheads="1" noChangeAspect="1"/>
+                          </pic:cNvPicPr>
+                        </pic:nvPicPr>
+                        <pic:blipFill>
+                          <a:blip r:embed="rId40"/>
+                          <a:stretch>
+                            <a:fillRect/>
+                          </a:stretch>
+                        </pic:blipFill>
+                        <pic:spPr bwMode="auto">
+                          <a:xfrm>
+                            <a:off x="0" y="0"/>
+                            <a:ext cx="1666875" cy="727093"/>
+                          </a:xfrm>
+                          <a:prstGeom prst="rect">
+                            <a:avLst/>
+                          </a:prstGeom>
+                          <a:noFill/>
+                          <a:ln w="9525">
+                            <a:noFill/>
+                            <a:headEnd/>
+                            <a:tailEnd/>
+                          </a:ln>
+                        </pic:spPr>
+                      </pic:pic>
+                    </a:graphicData>
+                  </a:graphic>
+                </wp:inline>
+              </w:drawing>
+            </w:r>
+          </w:p>
+        </w:tc>
+      </w:tr>
+    </w:tbl>
     <w:p>
       <w:pPr>
         <w:pStyle w:val="BodyText"/>
-        <w:spacing w:before="160" w:after="80"/>
-        <w:jc w:val="center"/>
+        <w:spacing w:before="120"/>
+        <w:ind w:firstLine="420"/>
       </w:pPr>
-      <w:r>
-        <w:rPr>
-          <w:rFonts w:ascii="Times New Roman" w:hAnsi="Times New Roman" w:eastAsia="Times New Roman" w:cs="Times New Roman"/>
-        </w:rPr>
-        <w:drawing>
-          <wp:inline>
-            <wp:extent cx="2667000" cy="2038350"/>
-            <wp:effectExtent b="0" l="0" r="0" t="0"/>
-            <wp:docPr descr="" title="" id="35" name="Picture"/>
-            <a:graphic>
-              <a:graphicData uri="http://schemas.openxmlformats.org/drawingml/2006/picture">
-                <pic:pic>
-                  <pic:nvPicPr>
-                    <pic:cNvPr descr="4de02f4d3cc293368764a9030ea92960b364775b061ae72da452fe70f7ced683.jpg" id="36" name="Picture"/>
-                    <pic:cNvPicPr>
-                      <a:picLocks noChangeArrowheads="1" noChangeAspect="1"/>
-                    </pic:cNvPicPr>
-                  </pic:nvPicPr>
-                  <pic:blipFill>
-                    <a:blip r:embed="rId34"/>
-                    <a:stretch>
-                      <a:fillRect/>
-                    </a:stretch>
-                  </pic:blipFill>
-                  <pic:spPr bwMode="auto">
-                    <a:xfrm>
-                      <a:off x="0" y="0"/>
-                      <a:ext cx="2667000" cy="2038350"/>
-                    </a:xfrm>
-                    <a:prstGeom prst="rect">
-                      <a:avLst/>
-                    </a:prstGeom>
-                    <a:noFill/>
-                    <a:ln w="9525">
-                      <a:noFill/>
-                      <a:headEnd/>
-                      <a:tailEnd/>
-                    </a:ln>
-                  </pic:spPr>
-                </pic:pic>
-              </a:graphicData>
-            </a:graphic>
-          </wp:inline>
-        </w:drawing>
-      </w:r>
-      <w:r>
-        <w:rPr>
-          <w:rFonts w:ascii="Times New Roman" w:hAnsi="Times New Roman" w:eastAsia="Times New Roman" w:cs="Times New Roman"/>
-        </w:rPr>
-        <w:t xml:space="preserve"> </w:t>
-      </w:r>
-      <w:r>
-        <w:rPr>
-          <w:rFonts w:ascii="Times New Roman" w:hAnsi="Times New Roman" w:eastAsia="Times New Roman" w:cs="Times New Roman"/>
-        </w:rPr>
-        <w:t xml:space="preserve">A</w:t>
-      </w:r>
-    </w:p>
-    <w:p>
-      <w:pPr>
-        <w:pStyle w:val="BodyText"/>
-        <w:spacing w:before="160" w:after="80"/>
-        <w:jc w:val="center"/>
-      </w:pPr>
-      <w:r>
-        <w:rPr>
-          <w:rFonts w:ascii="Times New Roman" w:hAnsi="Times New Roman" w:eastAsia="Times New Roman" w:cs="Times New Roman"/>
-        </w:rPr>
-        <w:drawing>
-          <wp:inline>
-            <wp:extent cx="2667000" cy="2566057"/>
-            <wp:effectExtent b="0" l="0" r="0" t="0"/>
-            <wp:docPr descr="" title="" id="38" name="Picture"/>
-            <a:graphic>
-              <a:graphicData uri="http://schemas.openxmlformats.org/drawingml/2006/picture">
-                <pic:pic>
-                  <pic:nvPicPr>
-                    <pic:cNvPr descr="61a6c488fa33af1f633258e8817402d15dd66ec01df96ce5c14b626fafbd2ad1.jpg" id="39" name="Picture"/>
-                    <pic:cNvPicPr>
-                      <a:picLocks noChangeArrowheads="1" noChangeAspect="1"/>
-                    </pic:cNvPicPr>
-                  </pic:nvPicPr>
-                  <pic:blipFill>
-                    <a:blip r:embed="rId37"/>
-                    <a:stretch>
-                      <a:fillRect/>
-                    </a:stretch>
-                  </pic:blipFill>
-                  <pic:spPr bwMode="auto">
-                    <a:xfrm>
-                      <a:off x="0" y="0"/>
-                      <a:ext cx="2667000" cy="2566057"/>
-                    </a:xfrm>
-                    <a:prstGeom prst="rect">
-                      <a:avLst/>
-                    </a:prstGeom>
-                    <a:noFill/>
-                    <a:ln w="9525">
-                      <a:noFill/>
-                      <a:headEnd/>
-                      <a:tailEnd/>
-                    </a:ln>
-                  </pic:spPr>
-                </pic:pic>
-              </a:graphicData>
-            </a:graphic>
-          </wp:inline>
-        </w:drawing>
-      </w:r>
-      <w:r>
-        <w:rPr>
-          <w:rFonts w:ascii="Times New Roman" w:hAnsi="Times New Roman" w:eastAsia="Times New Roman" w:cs="Times New Roman"/>
-        </w:rPr>
-        <w:t xml:space="preserve"> </w:t>
-      </w:r>
-      <w:r>
-        <w:rPr>
-          <w:rFonts w:ascii="Times New Roman" w:hAnsi="Times New Roman" w:eastAsia="Times New Roman" w:cs="Times New Roman"/>
-        </w:rPr>
-        <w:t xml:space="preserve">B</w:t>
-      </w:r>
-    </w:p>
-    <w:p>
-      <w:pPr>
-        <w:pStyle w:val="BodyText"/>
-        <w:spacing w:before="160" w:after="80"/>
-        <w:jc w:val="center"/>
-      </w:pPr>
-      <w:r>
-        <w:rPr>
-          <w:rFonts w:ascii="Times New Roman" w:hAnsi="Times New Roman" w:eastAsia="Times New Roman" w:cs="Times New Roman"/>
-        </w:rPr>
-        <w:drawing>
-          <wp:inline>
-            <wp:extent cx="2667000" cy="1163350"/>
-            <wp:effectExtent b="0" l="0" r="0" t="0"/>
-            <wp:docPr descr="" title="" id="41" name="Picture"/>
-            <a:graphic>
-              <a:graphicData uri="http://schemas.openxmlformats.org/drawingml/2006/picture">
-                <pic:pic>
-                  <pic:nvPicPr>
-                    <pic:cNvPr descr="53cad3a19ead7315ef0de305db70fe4287c1cdd47360d05790c93fa7c891af5a.jpg" id="42" name="Picture"/>
-                    <pic:cNvPicPr>
-                      <a:picLocks noChangeArrowheads="1" noChangeAspect="1"/>
-                    </pic:cNvPicPr>
-                  </pic:nvPicPr>
-                  <pic:blipFill>
-                    <a:blip r:embed="rId40"/>
-                    <a:stretch>
-                      <a:fillRect/>
-                    </a:stretch>
-                  </pic:blipFill>
-                  <pic:spPr bwMode="auto">
-                    <a:xfrm>
-                      <a:off x="0" y="0"/>
-                      <a:ext cx="2667000" cy="1163350"/>
-                    </a:xfrm>
-                    <a:prstGeom prst="rect">
-                      <a:avLst/>
-                    </a:prstGeom>
-                    <a:noFill/>
-                    <a:ln w="9525">
-                      <a:noFill/>
-                      <a:headEnd/>
-                      <a:tailEnd/>
-                    </a:ln>
-                  </pic:spPr>
-                </pic:pic>
-              </a:graphicData>
-            </a:graphic>
-          </wp:inline>
-        </w:drawing>
-      </w:r>
-      <w:r>
-        <w:rPr>
-          <w:rFonts w:ascii="Times New Roman" w:hAnsi="Times New Roman" w:eastAsia="Times New Roman" w:cs="Times New Roman"/>
-        </w:rPr>
-        <w:t xml:space="preserve"> </w:t>
-      </w:r>
-      <w:r>
-        <w:rPr>
-          <w:rFonts w:ascii="Times New Roman" w:hAnsi="Times New Roman" w:eastAsia="Times New Roman" w:cs="Times New Roman"/>
-        </w:rPr>
-        <w:t xml:space="preserve">C</w:t>
-      </w:r>
-      <w:r>
-        <w:rPr>
-          <w:rFonts w:ascii="Times New Roman" w:hAnsi="Times New Roman" w:eastAsia="Times New Roman" w:cs="Times New Roman"/>
-        </w:rPr>
-        <w:t xml:space="preserve"> </w:t>
-      </w:r>
       <w:r>
         <w:rPr>
           <w:rFonts w:ascii="Times New Roman" w:hAnsi="Times New Roman" w:eastAsia="Times New Roman" w:cs="Times New Roman"/>
@@ -5580,6 +5800,7 @@
     <w:p>
       <w:pPr>
         <w:pStyle w:val="BodyText"/>
+        <w:spacing w:after="80"/>
         <w:ind w:firstLine="420"/>
       </w:pPr>
       <w:r>
@@ -5801,134 +6022,182 @@
         <w:t>。</w:t>
       </w:r>
     </w:p>
-    <w:p>
-      <w:pPr>
-        <w:pStyle w:val="BodyText"/>
-        <w:spacing w:before="160" w:after="80"/>
+    <w:tbl>
+      <w:tblPr>
+        <w:tblStyle w:val="Table"/>
+        <w:tblW w:type="pct" w:w="5000"/>
+        <w:tblLayout w:type="fixed"/>
+        <w:tblLook w:firstRow="1" w:lastRow="0" w:firstColumn="0" w:lastColumn="0" w:noHBand="0" w:noVBand="0" w:val="0020"/>
         <w:jc w:val="center"/>
-      </w:pPr>
-      <w:r>
-        <w:rPr>
-          <w:rFonts w:ascii="Times New Roman" w:hAnsi="Times New Roman" w:eastAsia="Times New Roman" w:cs="Times New Roman"/>
-        </w:rPr>
-        <w:drawing>
-          <wp:inline>
-            <wp:extent cx="2667000" cy="1424835"/>
-            <wp:effectExtent b="0" l="0" r="0" t="0"/>
-            <wp:docPr descr="" title="" id="51" name="Picture"/>
-            <a:graphic>
-              <a:graphicData uri="http://schemas.openxmlformats.org/drawingml/2006/picture">
-                <pic:pic>
-                  <pic:nvPicPr>
-                    <pic:cNvPr descr="aae2d156d661e4481f91b9e69848f786f399548a18b411b95d45576bdcc7be35.jpg" id="52" name="Picture"/>
-                    <pic:cNvPicPr>
-                      <a:picLocks noChangeArrowheads="1" noChangeAspect="1"/>
-                    </pic:cNvPicPr>
-                  </pic:nvPicPr>
-                  <pic:blipFill>
-                    <a:blip r:embed="rId50"/>
-                    <a:stretch>
-                      <a:fillRect/>
-                    </a:stretch>
-                  </pic:blipFill>
-                  <pic:spPr bwMode="auto">
-                    <a:xfrm>
-                      <a:off x="0" y="0"/>
-                      <a:ext cx="2667000" cy="1424835"/>
-                    </a:xfrm>
-                    <a:prstGeom prst="rect">
-                      <a:avLst/>
-                    </a:prstGeom>
-                    <a:noFill/>
-                    <a:ln w="9525">
-                      <a:noFill/>
-                      <a:headEnd/>
-                      <a:tailEnd/>
-                    </a:ln>
-                  </pic:spPr>
-                </pic:pic>
-              </a:graphicData>
-            </a:graphic>
-          </wp:inline>
-        </w:drawing>
-      </w:r>
-      <w:r>
-        <w:rPr>
-          <w:rFonts w:ascii="Times New Roman" w:hAnsi="Times New Roman" w:eastAsia="Times New Roman" w:cs="Times New Roman"/>
-        </w:rPr>
-        <w:t xml:space="preserve"> </w:t>
-      </w:r>
-      <w:r>
-        <w:rPr>
-          <w:rFonts w:ascii="Times New Roman" w:hAnsi="Times New Roman" w:eastAsia="Times New Roman" w:cs="Times New Roman"/>
-        </w:rPr>
-        <w:t xml:space="preserve">σ</w:t>
-      </w:r>
-    </w:p>
-    <w:p>
-      <w:pPr>
-        <w:pStyle w:val="BodyText"/>
-        <w:spacing w:before="160" w:after="80"/>
-        <w:jc w:val="center"/>
-      </w:pPr>
-      <w:r>
-        <w:rPr>
-          <w:rFonts w:ascii="Times New Roman" w:hAnsi="Times New Roman" w:eastAsia="Times New Roman" w:cs="Times New Roman"/>
-        </w:rPr>
-        <w:drawing>
-          <wp:inline>
-            <wp:extent cx="2667000" cy="2068285"/>
-            <wp:effectExtent b="0" l="0" r="0" t="0"/>
-            <wp:docPr descr="" title="" id="54" name="Picture"/>
-            <a:graphic>
-              <a:graphicData uri="http://schemas.openxmlformats.org/drawingml/2006/picture">
-                <pic:pic>
-                  <pic:nvPicPr>
-                    <pic:cNvPr descr="95378ee5f8f39906b3e6014ad819bd9c2985659dc3c3e838b528d65e37ce1d5a.jpg" id="55" name="Picture"/>
-                    <pic:cNvPicPr>
-                      <a:picLocks noChangeArrowheads="1" noChangeAspect="1"/>
-                    </pic:cNvPicPr>
-                  </pic:nvPicPr>
-                  <pic:blipFill>
-                    <a:blip r:embed="rId53"/>
-                    <a:stretch>
-                      <a:fillRect/>
-                    </a:stretch>
-                  </pic:blipFill>
-                  <pic:spPr bwMode="auto">
-                    <a:xfrm>
-                      <a:off x="0" y="0"/>
-                      <a:ext cx="2667000" cy="2068285"/>
-                    </a:xfrm>
-                    <a:prstGeom prst="rect">
-                      <a:avLst/>
-                    </a:prstGeom>
-                    <a:noFill/>
-                    <a:ln w="9525">
-                      <a:noFill/>
-                      <a:headEnd/>
-                      <a:tailEnd/>
-                    </a:ln>
-                  </pic:spPr>
-                </pic:pic>
-              </a:graphicData>
-            </a:graphic>
-          </wp:inline>
-        </w:drawing>
-      </w:r>
-      <w:r>
-        <w:rPr>
-          <w:rFonts w:ascii="Times New Roman" w:hAnsi="Times New Roman" w:eastAsia="Times New Roman" w:cs="Times New Roman"/>
-        </w:rPr>
-        <w:t xml:space="preserve"> </w:t>
-      </w:r>
-      <w:r>
-        <w:rPr>
-          <w:rFonts w:ascii="Times New Roman" w:hAnsi="Times New Roman" w:eastAsia="Times New Roman" w:cs="Times New Roman"/>
-        </w:rPr>
-        <w:t xml:space="preserve">π</w:t>
-      </w:r>
-    </w:p>
+        <w:tblBorders>
+          <w:top w:val="single" w:sz="12" w:space="0" w:color="333333"/>
+          <w:bottom w:val="single" w:sz="12" w:space="0" w:color="333333"/>
+          <w:left w:val="none"/>
+          <w:right w:val="none"/>
+          <w:insideH w:val="none"/>
+          <w:insideV w:val="none"/>
+        </w:tblBorders>
+      </w:tblPr>
+      <w:tblGrid>
+        <w:gridCol w:w="3960"/>
+        <w:gridCol w:w="3960"/>
+      </w:tblGrid>
+      <w:tr>
+        <w:trPr>
+          <w:tblHeader w:val="on"/>
+        </w:trPr>
+        <w:tc>
+          <w:tcPr>
+            <w:tcBorders>
+              <w:bottom w:val="single" w:sz="6" w:space="0" w:color="333333"/>
+            </w:tcBorders>
+          </w:tcPr>
+          <w:p>
+            <w:pPr>
+              <w:pStyle w:val="Compact"/>
+              <w:jc w:val="center"/>
+            </w:pPr>
+            <w:r>
+              <w:rPr>
+                <w:rFonts w:ascii="Times New Roman" w:hAnsi="Times New Roman" w:eastAsia="Times New Roman" w:cs="Times New Roman"/>
+                <w:b/>
+              </w:rPr>
+              <w:t xml:space="preserve">σ</w:t>
+            </w:r>
+          </w:p>
+        </w:tc>
+        <w:tc>
+          <w:tcPr>
+            <w:tcBorders>
+              <w:bottom w:val="single" w:sz="6" w:space="0" w:color="333333"/>
+            </w:tcBorders>
+          </w:tcPr>
+          <w:p>
+            <w:pPr>
+              <w:pStyle w:val="Compact"/>
+              <w:jc w:val="center"/>
+            </w:pPr>
+            <w:r>
+              <w:rPr>
+                <w:rFonts w:ascii="Times New Roman" w:hAnsi="Times New Roman" w:eastAsia="Times New Roman" w:cs="Times New Roman"/>
+                <w:b/>
+              </w:rPr>
+              <w:t xml:space="preserve">π</w:t>
+            </w:r>
+          </w:p>
+        </w:tc>
+      </w:tr>
+      <w:tr>
+        <w:tc>
+          <w:tcPr/>
+          <w:p>
+            <w:pPr>
+              <w:pStyle w:val="Compact"/>
+              <w:jc w:val="center"/>
+            </w:pPr>
+            <w:r>
+              <w:rPr>
+                <w:rFonts w:ascii="Times New Roman" w:hAnsi="Times New Roman" w:eastAsia="Times New Roman" w:cs="Times New Roman"/>
+              </w:rPr>
+              <w:drawing>
+                <wp:inline>
+                  <wp:extent cx="1800000" cy="961643"/>
+                  <wp:effectExtent b="0" l="0" r="0" t="0"/>
+                  <wp:docPr descr="" title="" id="51" name="Picture"/>
+                  <a:graphic>
+                    <a:graphicData uri="http://schemas.openxmlformats.org/drawingml/2006/picture">
+                      <pic:pic>
+                        <pic:nvPicPr>
+                          <pic:cNvPr descr="aae2d156d661e4481f91b9e69848f786f399548a18b411b95d45576bdcc7be35.jpg" id="52" name="Picture"/>
+                          <pic:cNvPicPr>
+                            <a:picLocks noChangeArrowheads="1" noChangeAspect="1"/>
+                          </pic:cNvPicPr>
+                        </pic:nvPicPr>
+                        <pic:blipFill>
+                          <a:blip r:embed="rId50"/>
+                          <a:stretch>
+                            <a:fillRect/>
+                          </a:stretch>
+                        </pic:blipFill>
+                        <pic:spPr bwMode="auto">
+                          <a:xfrm>
+                            <a:off x="0" y="0"/>
+                            <a:ext cx="1800000" cy="961643"/>
+                          </a:xfrm>
+                          <a:prstGeom prst="rect">
+                            <a:avLst/>
+                          </a:prstGeom>
+                          <a:noFill/>
+                          <a:ln w="9525">
+                            <a:noFill/>
+                            <a:headEnd/>
+                            <a:tailEnd/>
+                          </a:ln>
+                        </pic:spPr>
+                      </pic:pic>
+                    </a:graphicData>
+                  </a:graphic>
+                </wp:inline>
+              </w:drawing>
+            </w:r>
+          </w:p>
+        </w:tc>
+        <w:tc>
+          <w:tcPr/>
+          <w:p>
+            <w:pPr>
+              <w:pStyle w:val="Compact"/>
+              <w:jc w:val="center"/>
+            </w:pPr>
+            <w:r>
+              <w:rPr>
+                <w:rFonts w:ascii="Times New Roman" w:hAnsi="Times New Roman" w:eastAsia="Times New Roman" w:cs="Times New Roman"/>
+              </w:rPr>
+              <w:drawing>
+                <wp:inline>
+                  <wp:extent cx="1800000" cy="1395918"/>
+                  <wp:effectExtent b="0" l="0" r="0" t="0"/>
+                  <wp:docPr descr="" title="" id="54" name="Picture"/>
+                  <a:graphic>
+                    <a:graphicData uri="http://schemas.openxmlformats.org/drawingml/2006/picture">
+                      <pic:pic>
+                        <pic:nvPicPr>
+                          <pic:cNvPr descr="95378ee5f8f39906b3e6014ad819bd9c2985659dc3c3e838b528d65e37ce1d5a.jpg" id="55" name="Picture"/>
+                          <pic:cNvPicPr>
+                            <a:picLocks noChangeArrowheads="1" noChangeAspect="1"/>
+                          </pic:cNvPicPr>
+                        </pic:nvPicPr>
+                        <pic:blipFill>
+                          <a:blip r:embed="rId53"/>
+                          <a:stretch>
+                            <a:fillRect/>
+                          </a:stretch>
+                        </pic:blipFill>
+                        <pic:spPr bwMode="auto">
+                          <a:xfrm>
+                            <a:off x="0" y="0"/>
+                            <a:ext cx="1800000" cy="1395918"/>
+                          </a:xfrm>
+                          <a:prstGeom prst="rect">
+                            <a:avLst/>
+                          </a:prstGeom>
+                          <a:noFill/>
+                          <a:ln w="9525">
+                            <a:noFill/>
+                            <a:headEnd/>
+                            <a:tailEnd/>
+                          </a:ln>
+                        </pic:spPr>
+                      </pic:pic>
+                    </a:graphicData>
+                  </a:graphic>
+                </wp:inline>
+              </w:drawing>
+            </w:r>
+          </w:p>
+        </w:tc>
+      </w:tr>
+    </w:tbl>
     <w:bookmarkEnd w:id="56"/>
     <w:bookmarkStart w:id="66" w:name="第-4-题-they-create-a-rechargeable10-分"/>
     <w:p>
@@ -8248,6 +8517,7 @@
     <w:p>
       <w:pPr>
         <w:pStyle w:val="BodyText"/>
+        <w:spacing w:after="80"/>
         <w:ind w:firstLine="420"/>
       </w:pPr>
       <w:r>
@@ -8305,323 +8575,472 @@
         <w:t>。</w:t>
       </w:r>
     </w:p>
+    <w:tbl>
+      <w:tblPr>
+        <w:tblStyle w:val="Table"/>
+        <w:tblW w:type="pct" w:w="5000"/>
+        <w:tblLayout w:type="fixed"/>
+        <w:tblLook w:firstRow="1" w:lastRow="0" w:firstColumn="0" w:lastColumn="0" w:noHBand="0" w:noVBand="0" w:val="0020"/>
+        <w:jc w:val="center"/>
+        <w:tblBorders>
+          <w:top w:val="single" w:sz="12" w:space="0" w:color="333333"/>
+          <w:bottom w:val="single" w:sz="12" w:space="0" w:color="333333"/>
+          <w:left w:val="none"/>
+          <w:right w:val="none"/>
+          <w:insideH w:val="none"/>
+          <w:insideV w:val="none"/>
+        </w:tblBorders>
+      </w:tblPr>
+      <w:tblGrid>
+        <w:gridCol w:w="2640"/>
+        <w:gridCol w:w="2640"/>
+        <w:gridCol w:w="2640"/>
+      </w:tblGrid>
+      <w:tr>
+        <w:trPr>
+          <w:tblHeader w:val="on"/>
+        </w:trPr>
+        <w:tc>
+          <w:tcPr>
+            <w:tcBorders>
+              <w:bottom w:val="single" w:sz="6" w:space="0" w:color="333333"/>
+            </w:tcBorders>
+          </w:tcPr>
+          <w:p>
+            <w:pPr>
+              <w:pStyle w:val="Compact"/>
+              <w:jc w:val="center"/>
+            </w:pPr>
+            <w:r>
+              <w:rPr>
+                <w:rFonts w:ascii="Times New Roman" w:hAnsi="Times New Roman" w:eastAsia="Times New Roman" w:cs="Times New Roman"/>
+                <w:b/>
+              </w:rPr>
+              <w:t xml:space="preserve">P2</w:t>
+            </w:r>
+          </w:p>
+        </w:tc>
+        <w:tc>
+          <w:tcPr>
+            <w:tcBorders>
+              <w:bottom w:val="single" w:sz="6" w:space="0" w:color="333333"/>
+            </w:tcBorders>
+          </w:tcPr>
+          <w:p>
+            <w:pPr>
+              <w:pStyle w:val="Compact"/>
+              <w:jc w:val="center"/>
+            </w:pPr>
+            <w:r>
+              <w:rPr>
+                <w:rFonts w:ascii="Times New Roman" w:hAnsi="Times New Roman" w:eastAsia="Times New Roman" w:cs="Times New Roman"/>
+                <w:b/>
+              </w:rPr>
+              <w:t xml:space="preserve">P2P3</w:t>
+            </w:r>
+          </w:p>
+        </w:tc>
+        <w:tc>
+          <w:tcPr>
+            <w:tcBorders>
+              <w:bottom w:val="single" w:sz="6" w:space="0" w:color="333333"/>
+            </w:tcBorders>
+          </w:tcPr>
+          <w:p>
+            <w:pPr>
+              <w:pStyle w:val="Compact"/>
+              <w:jc w:val="center"/>
+            </w:pPr>
+            <w:r>
+              <w:rPr>
+                <w:rFonts w:ascii="Times New Roman" w:hAnsi="Times New Roman" w:eastAsia="Times New Roman" w:cs="Times New Roman"/>
+                <w:b/>
+              </w:rPr>
+              <w:t xml:space="preserve">P7</w:t>
+            </w:r>
+          </w:p>
+        </w:tc>
+      </w:tr>
+      <w:tr>
+        <w:tc>
+          <w:tcPr/>
+          <w:p>
+            <w:pPr>
+              <w:pStyle w:val="Compact"/>
+              <w:jc w:val="center"/>
+            </w:pPr>
+            <w:r>
+              <w:rPr>
+                <w:rFonts w:ascii="Times New Roman" w:hAnsi="Times New Roman" w:eastAsia="Times New Roman" w:cs="Times New Roman"/>
+              </w:rPr>
+              <w:drawing>
+                <wp:inline>
+                  <wp:extent cx="1800000" cy="2080000"/>
+                  <wp:effectExtent b="0" l="0" r="0" t="0"/>
+                  <wp:docPr descr="" title="" id="68" name="Picture"/>
+                  <a:graphic>
+                    <a:graphicData uri="http://schemas.openxmlformats.org/drawingml/2006/picture">
+                      <pic:pic>
+                        <pic:nvPicPr>
+                          <pic:cNvPr descr="41ac4bcc3943e92662f2f0544588cad85d9c9b81f12fd5e24f868f0107bfd37c.jpg" id="69" name="Picture"/>
+                          <pic:cNvPicPr>
+                            <a:picLocks noChangeArrowheads="1" noChangeAspect="1"/>
+                          </pic:cNvPicPr>
+                        </pic:nvPicPr>
+                        <pic:blipFill>
+                          <a:blip r:embed="rId67"/>
+                          <a:stretch>
+                            <a:fillRect/>
+                          </a:stretch>
+                        </pic:blipFill>
+                        <pic:spPr bwMode="auto">
+                          <a:xfrm>
+                            <a:off x="0" y="0"/>
+                            <a:ext cx="1800000" cy="2080000"/>
+                          </a:xfrm>
+                          <a:prstGeom prst="rect">
+                            <a:avLst/>
+                          </a:prstGeom>
+                          <a:noFill/>
+                          <a:ln w="9525">
+                            <a:noFill/>
+                            <a:headEnd/>
+                            <a:tailEnd/>
+                          </a:ln>
+                        </pic:spPr>
+                      </pic:pic>
+                    </a:graphicData>
+                  </a:graphic>
+                </wp:inline>
+              </w:drawing>
+            </w:r>
+          </w:p>
+        </w:tc>
+        <w:tc>
+          <w:tcPr/>
+          <w:p>
+            <w:pPr>
+              <w:pStyle w:val="Compact"/>
+              <w:jc w:val="center"/>
+            </w:pPr>
+            <w:r>
+              <w:rPr>
+                <w:rFonts w:ascii="Times New Roman" w:hAnsi="Times New Roman" w:eastAsia="Times New Roman" w:cs="Times New Roman"/>
+              </w:rPr>
+              <w:drawing>
+                <wp:inline>
+                  <wp:extent cx="1800000" cy="1493333"/>
+                  <wp:effectExtent b="0" l="0" r="0" t="0"/>
+                  <wp:docPr descr="" title="" id="71" name="Picture"/>
+                  <a:graphic>
+                    <a:graphicData uri="http://schemas.openxmlformats.org/drawingml/2006/picture">
+                      <pic:pic>
+                        <pic:nvPicPr>
+                          <pic:cNvPr descr="9a600e44698b9f9e65f5c3f08106895c76d73cbafdcceea352e40ef434526b41.jpg" id="72" name="Picture"/>
+                          <pic:cNvPicPr>
+                            <a:picLocks noChangeArrowheads="1" noChangeAspect="1"/>
+                          </pic:cNvPicPr>
+                        </pic:nvPicPr>
+                        <pic:blipFill>
+                          <a:blip r:embed="rId70"/>
+                          <a:stretch>
+                            <a:fillRect/>
+                          </a:stretch>
+                        </pic:blipFill>
+                        <pic:spPr bwMode="auto">
+                          <a:xfrm>
+                            <a:off x="0" y="0"/>
+                            <a:ext cx="1800000" cy="1493333"/>
+                          </a:xfrm>
+                          <a:prstGeom prst="rect">
+                            <a:avLst/>
+                          </a:prstGeom>
+                          <a:noFill/>
+                          <a:ln w="9525">
+                            <a:noFill/>
+                            <a:headEnd/>
+                            <a:tailEnd/>
+                          </a:ln>
+                        </pic:spPr>
+                      </pic:pic>
+                    </a:graphicData>
+                  </a:graphic>
+                </wp:inline>
+              </w:drawing>
+            </w:r>
+          </w:p>
+        </w:tc>
+        <w:tc>
+          <w:tcPr/>
+          <w:p>
+            <w:pPr>
+              <w:pStyle w:val="Compact"/>
+              <w:jc w:val="center"/>
+            </w:pPr>
+            <w:r>
+              <w:rPr>
+                <w:rFonts w:ascii="Times New Roman" w:hAnsi="Times New Roman" w:eastAsia="Times New Roman" w:cs="Times New Roman"/>
+              </w:rPr>
+              <w:drawing>
+                <wp:inline>
+                  <wp:extent cx="1800000" cy="2037735"/>
+                  <wp:effectExtent b="0" l="0" r="0" t="0"/>
+                  <wp:docPr descr="" title="" id="74" name="Picture"/>
+                  <a:graphic>
+                    <a:graphicData uri="http://schemas.openxmlformats.org/drawingml/2006/picture">
+                      <pic:pic>
+                        <pic:nvPicPr>
+                          <pic:cNvPr descr="ab69d9c2c5da986b54c592f1c48886be13df90624e9a66c697f379e2eae8bc71.jpg" id="75" name="Picture"/>
+                          <pic:cNvPicPr>
+                            <a:picLocks noChangeArrowheads="1" noChangeAspect="1"/>
+                          </pic:cNvPicPr>
+                        </pic:nvPicPr>
+                        <pic:blipFill>
+                          <a:blip r:embed="rId73"/>
+                          <a:stretch>
+                            <a:fillRect/>
+                          </a:stretch>
+                        </pic:blipFill>
+                        <pic:spPr bwMode="auto">
+                          <a:xfrm>
+                            <a:off x="0" y="0"/>
+                            <a:ext cx="1800000" cy="2037735"/>
+                          </a:xfrm>
+                          <a:prstGeom prst="rect">
+                            <a:avLst/>
+                          </a:prstGeom>
+                          <a:noFill/>
+                          <a:ln w="9525">
+                            <a:noFill/>
+                            <a:headEnd/>
+                            <a:tailEnd/>
+                          </a:ln>
+                        </pic:spPr>
+                      </pic:pic>
+                    </a:graphicData>
+                  </a:graphic>
+                </wp:inline>
+              </w:drawing>
+            </w:r>
+          </w:p>
+        </w:tc>
+      </w:tr>
+    </w:tbl>
+    <w:p>
+      <w:pPr>
+        <w:spacing w:before="120" w:after="80"/>
+      </w:pPr>
+    </w:p>
+    <w:tbl>
+      <w:tblPr>
+        <w:tblStyle w:val="Table"/>
+        <w:tblW w:type="pct" w:w="5000"/>
+        <w:tblLayout w:type="fixed"/>
+        <w:tblLook w:firstRow="1" w:lastRow="0" w:firstColumn="0" w:lastColumn="0" w:noHBand="0" w:noVBand="0" w:val="0020"/>
+        <w:jc w:val="center"/>
+        <w:tblBorders>
+          <w:top w:val="single" w:sz="12" w:space="0" w:color="333333"/>
+          <w:bottom w:val="single" w:sz="12" w:space="0" w:color="333333"/>
+          <w:left w:val="none"/>
+          <w:right w:val="none"/>
+          <w:insideH w:val="none"/>
+          <w:insideV w:val="none"/>
+        </w:tblBorders>
+      </w:tblPr>
+      <w:tblGrid>
+        <w:gridCol w:w="2640"/>
+        <w:gridCol w:w="2640"/>
+        <w:gridCol w:w="2640"/>
+      </w:tblGrid>
+      <w:tr>
+        <w:trPr>
+          <w:tblHeader w:val="on"/>
+        </w:trPr>
+        <w:tc>
+          <w:tcPr>
+            <w:tcBorders>
+              <w:bottom w:val="single" w:sz="6" w:space="0" w:color="333333"/>
+            </w:tcBorders>
+          </w:tcPr>
+          <w:p>
+            <w:pPr>
+              <w:pStyle w:val="Compact"/>
+              <w:jc w:val="center"/>
+            </w:pPr>
+            <w:r>
+              <w:rPr>
+                <w:rFonts w:ascii="Times New Roman" w:hAnsi="Times New Roman" w:eastAsia="Times New Roman" w:cs="Times New Roman"/>
+                <w:b/>
+              </w:rPr>
+              <w:t xml:space="preserve">P8</w:t>
+            </w:r>
+          </w:p>
+        </w:tc>
+        <w:tc>
+          <w:tcPr>
+            <w:tcBorders>
+              <w:bottom w:val="single" w:sz="6" w:space="0" w:color="333333"/>
+            </w:tcBorders>
+          </w:tcPr>
+          <w:p>
+            <w:pPr>
+              <w:pStyle w:val="Compact"/>
+              <w:jc w:val="center"/>
+            </w:pPr>
+            <w:r>
+              <w:rPr>
+                <w:rFonts w:ascii="Times New Roman" w:hAnsi="Times New Roman" w:eastAsia="Times New Roman" w:cs="Times New Roman"/>
+                <w:b/>
+              </w:rPr>
+              <w:t xml:space="preserve">P9</w:t>
+            </w:r>
+          </w:p>
+        </w:tc>
+        <w:tc>
+          <w:tcPr>
+            <w:tcBorders>
+              <w:bottom w:val="single" w:sz="6" w:space="0" w:color="333333"/>
+            </w:tcBorders>
+          </w:tcPr>
+          <w:p>
+            <w:pPr>
+              <w:pStyle w:val="Compact"/>
+              <w:jc w:val="center"/>
+            </w:pPr>
+          </w:p>
+        </w:tc>
+      </w:tr>
+      <w:tr>
+        <w:tc>
+          <w:tcPr/>
+          <w:p>
+            <w:pPr>
+              <w:pStyle w:val="Compact"/>
+              <w:jc w:val="center"/>
+            </w:pPr>
+            <w:r>
+              <w:rPr>
+                <w:rFonts w:ascii="Times New Roman" w:hAnsi="Times New Roman" w:eastAsia="Times New Roman" w:cs="Times New Roman"/>
+              </w:rPr>
+              <w:drawing>
+                <wp:inline>
+                  <wp:extent cx="1600200" cy="809625"/>
+                  <wp:effectExtent b="0" l="0" r="0" t="0"/>
+                  <wp:docPr descr="" title="" id="77" name="Picture"/>
+                  <a:graphic>
+                    <a:graphicData uri="http://schemas.openxmlformats.org/drawingml/2006/picture">
+                      <pic:pic>
+                        <pic:nvPicPr>
+                          <pic:cNvPr descr="33815e26542575e88148cd197dc4a8dfe1237301600e9a4e0cd15c175725a382.jpg" id="78" name="Picture"/>
+                          <pic:cNvPicPr>
+                            <a:picLocks noChangeArrowheads="1" noChangeAspect="1"/>
+                          </pic:cNvPicPr>
+                        </pic:nvPicPr>
+                        <pic:blipFill>
+                          <a:blip r:embed="rId76"/>
+                          <a:stretch>
+                            <a:fillRect/>
+                          </a:stretch>
+                        </pic:blipFill>
+                        <pic:spPr bwMode="auto">
+                          <a:xfrm>
+                            <a:off x="0" y="0"/>
+                            <a:ext cx="1600200" cy="809625"/>
+                          </a:xfrm>
+                          <a:prstGeom prst="rect">
+                            <a:avLst/>
+                          </a:prstGeom>
+                          <a:noFill/>
+                          <a:ln w="9525">
+                            <a:noFill/>
+                            <a:headEnd/>
+                            <a:tailEnd/>
+                          </a:ln>
+                        </pic:spPr>
+                      </pic:pic>
+                    </a:graphicData>
+                  </a:graphic>
+                </wp:inline>
+              </w:drawing>
+            </w:r>
+          </w:p>
+        </w:tc>
+        <w:tc>
+          <w:tcPr/>
+          <w:p>
+            <w:pPr>
+              <w:pStyle w:val="Compact"/>
+              <w:jc w:val="center"/>
+            </w:pPr>
+            <w:r>
+              <w:rPr>
+                <w:rFonts w:ascii="Times New Roman" w:hAnsi="Times New Roman" w:eastAsia="Times New Roman" w:cs="Times New Roman"/>
+              </w:rPr>
+              <w:drawing>
+                <wp:inline>
+                  <wp:extent cx="1600200" cy="1219200"/>
+                  <wp:effectExtent b="0" l="0" r="0" t="0"/>
+                  <wp:docPr descr="" title="" id="80" name="Picture"/>
+                  <a:graphic>
+                    <a:graphicData uri="http://schemas.openxmlformats.org/drawingml/2006/picture">
+                      <pic:pic>
+                        <pic:nvPicPr>
+                          <pic:cNvPr descr="73ab552b51b02709b9142db21e774bdf3148130aebda0377600b4a9d88b6294d.jpg" id="81" name="Picture"/>
+                          <pic:cNvPicPr>
+                            <a:picLocks noChangeArrowheads="1" noChangeAspect="1"/>
+                          </pic:cNvPicPr>
+                        </pic:nvPicPr>
+                        <pic:blipFill>
+                          <a:blip r:embed="rId79"/>
+                          <a:stretch>
+                            <a:fillRect/>
+                          </a:stretch>
+                        </pic:blipFill>
+                        <pic:spPr bwMode="auto">
+                          <a:xfrm>
+                            <a:off x="0" y="0"/>
+                            <a:ext cx="1600200" cy="1219200"/>
+                          </a:xfrm>
+                          <a:prstGeom prst="rect">
+                            <a:avLst/>
+                          </a:prstGeom>
+                          <a:noFill/>
+                          <a:ln w="9525">
+                            <a:noFill/>
+                            <a:headEnd/>
+                            <a:tailEnd/>
+                          </a:ln>
+                        </pic:spPr>
+                      </pic:pic>
+                    </a:graphicData>
+                  </a:graphic>
+                </wp:inline>
+              </w:drawing>
+            </w:r>
+          </w:p>
+        </w:tc>
+        <w:tc>
+          <w:tcPr/>
+          <w:p>
+            <w:pPr>
+              <w:pStyle w:val="Compact"/>
+              <w:jc w:val="center"/>
+            </w:pPr>
+          </w:p>
+        </w:tc>
+      </w:tr>
+    </w:tbl>
     <w:p>
       <w:pPr>
         <w:pStyle w:val="BodyText"/>
-        <w:spacing w:before="160" w:after="80"/>
-        <w:jc w:val="center"/>
+        <w:spacing w:before="120"/>
+        <w:ind w:firstLine="420"/>
       </w:pPr>
       <w:r>
         <w:rPr>
           <w:rFonts w:ascii="Times New Roman" w:hAnsi="Times New Roman" w:eastAsia="Times New Roman" w:cs="Times New Roman"/>
         </w:rPr>
-        <w:drawing>
-          <wp:inline>
-            <wp:extent cx="2667000" cy="3081866"/>
-            <wp:effectExtent b="0" l="0" r="0" t="0"/>
-            <wp:docPr descr="" title="" id="68" name="Picture"/>
-            <a:graphic>
-              <a:graphicData uri="http://schemas.openxmlformats.org/drawingml/2006/picture">
-                <pic:pic>
-                  <pic:nvPicPr>
-                    <pic:cNvPr descr="41ac4bcc3943e92662f2f0544588cad85d9c9b81f12fd5e24f868f0107bfd37c.jpg" id="69" name="Picture"/>
-                    <pic:cNvPicPr>
-                      <a:picLocks noChangeArrowheads="1" noChangeAspect="1"/>
-                    </pic:cNvPicPr>
-                  </pic:nvPicPr>
-                  <pic:blipFill>
-                    <a:blip r:embed="rId67"/>
-                    <a:stretch>
-                      <a:fillRect/>
-                    </a:stretch>
-                  </pic:blipFill>
-                  <pic:spPr bwMode="auto">
-                    <a:xfrm>
-                      <a:off x="0" y="0"/>
-                      <a:ext cx="2667000" cy="3081866"/>
-                    </a:xfrm>
-                    <a:prstGeom prst="rect">
-                      <a:avLst/>
-                    </a:prstGeom>
-                    <a:noFill/>
-                    <a:ln w="9525">
-                      <a:noFill/>
-                      <a:headEnd/>
-                      <a:tailEnd/>
-                    </a:ln>
-                  </pic:spPr>
-                </pic:pic>
-              </a:graphicData>
-            </a:graphic>
-          </wp:inline>
-        </w:drawing>
-      </w:r>
-      <w:r>
-        <w:rPr>
-          <w:rFonts w:ascii="Times New Roman" w:hAnsi="Times New Roman" w:eastAsia="Times New Roman" w:cs="Times New Roman"/>
-        </w:rPr>
-        <w:br/>
-      </w:r>
-      <w:r>
-        <w:rPr>
-          <w:rFonts w:ascii="Times New Roman" w:hAnsi="Times New Roman" w:eastAsia="Times New Roman" w:cs="Times New Roman"/>
-        </w:rPr>
-        <w:t xml:space="preserve">P2</w:t>
-      </w:r>
-    </w:p>
-    <w:p>
-      <w:pPr>
-        <w:pStyle w:val="BodyText"/>
-        <w:spacing w:before="160" w:after="80"/>
-        <w:jc w:val="center"/>
-      </w:pPr>
-      <w:r>
-        <w:rPr>
-          <w:rFonts w:ascii="Times New Roman" w:hAnsi="Times New Roman" w:eastAsia="Times New Roman" w:cs="Times New Roman"/>
-        </w:rPr>
-        <w:drawing>
-          <wp:inline>
-            <wp:extent cx="2667000" cy="2212622"/>
-            <wp:effectExtent b="0" l="0" r="0" t="0"/>
-            <wp:docPr descr="" title="" id="71" name="Picture"/>
-            <a:graphic>
-              <a:graphicData uri="http://schemas.openxmlformats.org/drawingml/2006/picture">
-                <pic:pic>
-                  <pic:nvPicPr>
-                    <pic:cNvPr descr="9a600e44698b9f9e65f5c3f08106895c76d73cbafdcceea352e40ef434526b41.jpg" id="72" name="Picture"/>
-                    <pic:cNvPicPr>
-                      <a:picLocks noChangeArrowheads="1" noChangeAspect="1"/>
-                    </pic:cNvPicPr>
-                  </pic:nvPicPr>
-                  <pic:blipFill>
-                    <a:blip r:embed="rId70"/>
-                    <a:stretch>
-                      <a:fillRect/>
-                    </a:stretch>
-                  </pic:blipFill>
-                  <pic:spPr bwMode="auto">
-                    <a:xfrm>
-                      <a:off x="0" y="0"/>
-                      <a:ext cx="2667000" cy="2212622"/>
-                    </a:xfrm>
-                    <a:prstGeom prst="rect">
-                      <a:avLst/>
-                    </a:prstGeom>
-                    <a:noFill/>
-                    <a:ln w="9525">
-                      <a:noFill/>
-                      <a:headEnd/>
-                      <a:tailEnd/>
-                    </a:ln>
-                  </pic:spPr>
-                </pic:pic>
-              </a:graphicData>
-            </a:graphic>
-          </wp:inline>
-        </w:drawing>
-      </w:r>
-      <w:r>
-        <w:rPr>
-          <w:rFonts w:ascii="Times New Roman" w:hAnsi="Times New Roman" w:eastAsia="Times New Roman" w:cs="Times New Roman"/>
-        </w:rPr>
-        <w:br/>
-      </w:r>
-      <w:r>
-        <w:rPr>
-          <w:rFonts w:ascii="Times New Roman" w:hAnsi="Times New Roman" w:eastAsia="Times New Roman" w:cs="Times New Roman"/>
-        </w:rPr>
-        <w:t xml:space="preserve">P2P3</w:t>
-      </w:r>
-    </w:p>
-    <w:p>
-      <w:pPr>
-        <w:pStyle w:val="BodyText"/>
-        <w:spacing w:before="160" w:after="80"/>
-        <w:jc w:val="center"/>
-      </w:pPr>
-      <w:r>
-        <w:rPr>
-          <w:rFonts w:ascii="Times New Roman" w:hAnsi="Times New Roman" w:eastAsia="Times New Roman" w:cs="Times New Roman"/>
-        </w:rPr>
-        <w:drawing>
-          <wp:inline>
-            <wp:extent cx="2667000" cy="3019245"/>
-            <wp:effectExtent b="0" l="0" r="0" t="0"/>
-            <wp:docPr descr="" title="" id="74" name="Picture"/>
-            <a:graphic>
-              <a:graphicData uri="http://schemas.openxmlformats.org/drawingml/2006/picture">
-                <pic:pic>
-                  <pic:nvPicPr>
-                    <pic:cNvPr descr="ab69d9c2c5da986b54c592f1c48886be13df90624e9a66c697f379e2eae8bc71.jpg" id="75" name="Picture"/>
-                    <pic:cNvPicPr>
-                      <a:picLocks noChangeArrowheads="1" noChangeAspect="1"/>
-                    </pic:cNvPicPr>
-                  </pic:nvPicPr>
-                  <pic:blipFill>
-                    <a:blip r:embed="rId73"/>
-                    <a:stretch>
-                      <a:fillRect/>
-                    </a:stretch>
-                  </pic:blipFill>
-                  <pic:spPr bwMode="auto">
-                    <a:xfrm>
-                      <a:off x="0" y="0"/>
-                      <a:ext cx="2667000" cy="3019245"/>
-                    </a:xfrm>
-                    <a:prstGeom prst="rect">
-                      <a:avLst/>
-                    </a:prstGeom>
-                    <a:noFill/>
-                    <a:ln w="9525">
-                      <a:noFill/>
-                      <a:headEnd/>
-                      <a:tailEnd/>
-                    </a:ln>
-                  </pic:spPr>
-                </pic:pic>
-              </a:graphicData>
-            </a:graphic>
-          </wp:inline>
-        </w:drawing>
-      </w:r>
-      <w:r>
-        <w:rPr>
-          <w:rFonts w:ascii="Times New Roman" w:hAnsi="Times New Roman" w:eastAsia="Times New Roman" w:cs="Times New Roman"/>
-        </w:rPr>
-        <w:br/>
-      </w:r>
-      <w:r>
-        <w:rPr>
-          <w:rFonts w:ascii="Times New Roman" w:hAnsi="Times New Roman" w:eastAsia="Times New Roman" w:cs="Times New Roman"/>
-        </w:rPr>
-        <w:t xml:space="preserve">P7</w:t>
-      </w:r>
-    </w:p>
-    <w:p>
-      <w:pPr>
-        <w:pStyle w:val="BodyText"/>
-        <w:spacing w:before="160" w:after="80"/>
-        <w:jc w:val="center"/>
-      </w:pPr>
-      <w:r>
-        <w:rPr>
-          <w:rFonts w:ascii="Times New Roman" w:hAnsi="Times New Roman" w:eastAsia="Times New Roman" w:cs="Times New Roman"/>
-        </w:rPr>
-        <w:drawing>
-          <wp:inline>
-            <wp:extent cx="2667000" cy="1349375"/>
-            <wp:effectExtent b="0" l="0" r="0" t="0"/>
-            <wp:docPr descr="" title="" id="77" name="Picture"/>
-            <a:graphic>
-              <a:graphicData uri="http://schemas.openxmlformats.org/drawingml/2006/picture">
-                <pic:pic>
-                  <pic:nvPicPr>
-                    <pic:cNvPr descr="33815e26542575e88148cd197dc4a8dfe1237301600e9a4e0cd15c175725a382.jpg" id="78" name="Picture"/>
-                    <pic:cNvPicPr>
-                      <a:picLocks noChangeArrowheads="1" noChangeAspect="1"/>
-                    </pic:cNvPicPr>
-                  </pic:nvPicPr>
-                  <pic:blipFill>
-                    <a:blip r:embed="rId76"/>
-                    <a:stretch>
-                      <a:fillRect/>
-                    </a:stretch>
-                  </pic:blipFill>
-                  <pic:spPr bwMode="auto">
-                    <a:xfrm>
-                      <a:off x="0" y="0"/>
-                      <a:ext cx="2667000" cy="1349375"/>
-                    </a:xfrm>
-                    <a:prstGeom prst="rect">
-                      <a:avLst/>
-                    </a:prstGeom>
-                    <a:noFill/>
-                    <a:ln w="9525">
-                      <a:noFill/>
-                      <a:headEnd/>
-                      <a:tailEnd/>
-                    </a:ln>
-                  </pic:spPr>
-                </pic:pic>
-              </a:graphicData>
-            </a:graphic>
-          </wp:inline>
-        </w:drawing>
-      </w:r>
-    </w:p>
-    <w:p>
-      <w:pPr>
-        <w:pStyle w:val="BodyText"/>
-      </w:pPr>
-      <w:r>
-        <w:rPr>
-          <w:rFonts w:ascii="Times New Roman" w:hAnsi="Times New Roman" w:eastAsia="Times New Roman" w:cs="Times New Roman"/>
-        </w:rPr>
-        <w:t xml:space="preserve">P8</w:t>
-      </w:r>
-    </w:p>
-    <w:p>
-      <w:pPr>
-        <w:pStyle w:val="BodyText"/>
-        <w:spacing w:before="160" w:after="80"/>
-        <w:jc w:val="center"/>
-      </w:pPr>
-      <w:r>
-        <w:rPr>
-          <w:rFonts w:ascii="Times New Roman" w:hAnsi="Times New Roman" w:eastAsia="Times New Roman" w:cs="Times New Roman"/>
-        </w:rPr>
-        <w:drawing>
-          <wp:inline>
-            <wp:extent cx="2667000" cy="2032000"/>
-            <wp:effectExtent b="0" l="0" r="0" t="0"/>
-            <wp:docPr descr="" title="" id="80" name="Picture"/>
-            <a:graphic>
-              <a:graphicData uri="http://schemas.openxmlformats.org/drawingml/2006/picture">
-                <pic:pic>
-                  <pic:nvPicPr>
-                    <pic:cNvPr descr="73ab552b51b02709b9142db21e774bdf3148130aebda0377600b4a9d88b6294d.jpg" id="81" name="Picture"/>
-                    <pic:cNvPicPr>
-                      <a:picLocks noChangeArrowheads="1" noChangeAspect="1"/>
-                    </pic:cNvPicPr>
-                  </pic:nvPicPr>
-                  <pic:blipFill>
-                    <a:blip r:embed="rId79"/>
-                    <a:stretch>
-                      <a:fillRect/>
-                    </a:stretch>
-                  </pic:blipFill>
-                  <pic:spPr bwMode="auto">
-                    <a:xfrm>
-                      <a:off x="0" y="0"/>
-                      <a:ext cx="2667000" cy="2032000"/>
-                    </a:xfrm>
-                    <a:prstGeom prst="rect">
-                      <a:avLst/>
-                    </a:prstGeom>
-                    <a:noFill/>
-                    <a:ln w="9525">
-                      <a:noFill/>
-                      <a:headEnd/>
-                      <a:tailEnd/>
-                    </a:ln>
-                  </pic:spPr>
-                </pic:pic>
-              </a:graphicData>
-            </a:graphic>
-          </wp:inline>
-        </w:drawing>
-      </w:r>
-      <w:r>
-        <w:rPr>
-          <w:rFonts w:ascii="Times New Roman" w:hAnsi="Times New Roman" w:eastAsia="Times New Roman" w:cs="Times New Roman"/>
-        </w:rPr>
-        <w:br/>
-      </w:r>
-      <w:r>
-        <w:rPr>
-          <w:rFonts w:ascii="Times New Roman" w:hAnsi="Times New Roman" w:eastAsia="Times New Roman" w:cs="Times New Roman"/>
-        </w:rPr>
-        <w:t xml:space="preserve">P93-1-1 </w:t>
+        <w:t xml:space="preserve">5-1-1 </w:t>
       </w:r>
       <w:r>
         <w:rPr>
@@ -15836,6 +16255,7 @@
     <w:p>
       <w:pPr>
         <w:pStyle w:val="BodyText"/>
+        <w:spacing w:after="80"/>
         <w:ind w:firstLine="420"/>
       </w:pPr>
       <w:r>
@@ -15851,165 +16271,199 @@
         <w:t>：</w:t>
       </w:r>
     </w:p>
+    <w:tbl>
+      <w:tblPr>
+        <w:tblStyle w:val="Table"/>
+        <w:tblW w:type="pct" w:w="5000"/>
+        <w:tblLayout w:type="fixed"/>
+        <w:tblLook w:firstRow="0" w:lastRow="0" w:firstColumn="0" w:lastColumn="0" w:noHBand="0" w:noVBand="0" w:val="0000"/>
+        <w:jc w:val="center"/>
+        <w:tblBorders>
+          <w:top w:val="single" w:sz="12" w:space="0" w:color="333333"/>
+          <w:bottom w:val="single" w:sz="12" w:space="0" w:color="333333"/>
+          <w:left w:val="none"/>
+          <w:right w:val="none"/>
+          <w:insideH w:val="none"/>
+          <w:insideV w:val="none"/>
+        </w:tblBorders>
+      </w:tblPr>
+      <w:tblGrid>
+        <w:gridCol w:w="2640"/>
+        <w:gridCol w:w="2640"/>
+        <w:gridCol w:w="2640"/>
+      </w:tblGrid>
+      <w:tr>
+        <w:tc>
+          <w:tcPr/>
+          <w:p>
+            <w:pPr>
+              <w:pStyle w:val="Compact"/>
+              <w:jc w:val="center"/>
+            </w:pPr>
+            <w:r>
+              <w:rPr>
+                <w:rFonts w:ascii="Times New Roman" w:hAnsi="Times New Roman" w:eastAsia="Times New Roman" w:cs="Times New Roman"/>
+                <w:b/>
+              </w:rPr>
+              <w:drawing>
+                <wp:inline>
+                  <wp:extent cx="1666875" cy="1660234"/>
+                  <wp:effectExtent b="0" l="0" r="0" t="0"/>
+                  <wp:docPr descr="" title="" id="107" name="Picture"/>
+                  <a:graphic>
+                    <a:graphicData uri="http://schemas.openxmlformats.org/drawingml/2006/picture">
+                      <pic:pic>
+                        <pic:nvPicPr>
+                          <pic:cNvPr descr="19d83c449b3bd674fde294a7dc9f75a3bbbac96b21e7689e1d21b7547ef40406.jpg" id="108" name="Picture"/>
+                          <pic:cNvPicPr>
+                            <a:picLocks noChangeArrowheads="1" noChangeAspect="1"/>
+                          </pic:cNvPicPr>
+                        </pic:nvPicPr>
+                        <pic:blipFill>
+                          <a:blip r:embed="rId106"/>
+                          <a:stretch>
+                            <a:fillRect/>
+                          </a:stretch>
+                        </pic:blipFill>
+                        <pic:spPr bwMode="auto">
+                          <a:xfrm>
+                            <a:off x="0" y="0"/>
+                            <a:ext cx="1666875" cy="1660234"/>
+                          </a:xfrm>
+                          <a:prstGeom prst="rect">
+                            <a:avLst/>
+                          </a:prstGeom>
+                          <a:noFill/>
+                          <a:ln w="9525">
+                            <a:noFill/>
+                            <a:headEnd/>
+                            <a:tailEnd/>
+                          </a:ln>
+                        </pic:spPr>
+                      </pic:pic>
+                    </a:graphicData>
+                  </a:graphic>
+                </wp:inline>
+              </w:drawing>
+            </w:r>
+          </w:p>
+        </w:tc>
+        <w:tc>
+          <w:tcPr/>
+          <w:p>
+            <w:pPr>
+              <w:pStyle w:val="Compact"/>
+              <w:jc w:val="center"/>
+            </w:pPr>
+            <w:r>
+              <w:rPr>
+                <w:rFonts w:ascii="Times New Roman" w:hAnsi="Times New Roman" w:eastAsia="Times New Roman" w:cs="Times New Roman"/>
+                <w:b/>
+              </w:rPr>
+              <w:drawing>
+                <wp:inline>
+                  <wp:extent cx="1666875" cy="1629833"/>
+                  <wp:effectExtent b="0" l="0" r="0" t="0"/>
+                  <wp:docPr descr="" title="" id="110" name="Picture"/>
+                  <a:graphic>
+                    <a:graphicData uri="http://schemas.openxmlformats.org/drawingml/2006/picture">
+                      <pic:pic>
+                        <pic:nvPicPr>
+                          <pic:cNvPr descr="9e5944c3dc3cc34bfaba226a543a7130116d3b2ee5ff2923bd686420666efab2.jpg" id="111" name="Picture"/>
+                          <pic:cNvPicPr>
+                            <a:picLocks noChangeArrowheads="1" noChangeAspect="1"/>
+                          </pic:cNvPicPr>
+                        </pic:nvPicPr>
+                        <pic:blipFill>
+                          <a:blip r:embed="rId109"/>
+                          <a:stretch>
+                            <a:fillRect/>
+                          </a:stretch>
+                        </pic:blipFill>
+                        <pic:spPr bwMode="auto">
+                          <a:xfrm>
+                            <a:off x="0" y="0"/>
+                            <a:ext cx="1666875" cy="1629833"/>
+                          </a:xfrm>
+                          <a:prstGeom prst="rect">
+                            <a:avLst/>
+                          </a:prstGeom>
+                          <a:noFill/>
+                          <a:ln w="9525">
+                            <a:noFill/>
+                            <a:headEnd/>
+                            <a:tailEnd/>
+                          </a:ln>
+                        </pic:spPr>
+                      </pic:pic>
+                    </a:graphicData>
+                  </a:graphic>
+                </wp:inline>
+              </w:drawing>
+            </w:r>
+          </w:p>
+        </w:tc>
+        <w:tc>
+          <w:tcPr/>
+          <w:p>
+            <w:pPr>
+              <w:pStyle w:val="Compact"/>
+              <w:jc w:val="center"/>
+            </w:pPr>
+            <w:r>
+              <w:rPr>
+                <w:rFonts w:ascii="Times New Roman" w:hAnsi="Times New Roman" w:eastAsia="Times New Roman" w:cs="Times New Roman"/>
+                <w:b/>
+              </w:rPr>
+              <w:drawing>
+                <wp:inline>
+                  <wp:extent cx="1666875" cy="1666875"/>
+                  <wp:effectExtent b="0" l="0" r="0" t="0"/>
+                  <wp:docPr descr="" title="" id="113" name="Picture"/>
+                  <a:graphic>
+                    <a:graphicData uri="http://schemas.openxmlformats.org/drawingml/2006/picture">
+                      <pic:pic>
+                        <pic:nvPicPr>
+                          <pic:cNvPr descr="37b2d2f8d85c47f83183334f5697da8908361f3a2c251f41ac29993b87633004.jpg" id="114" name="Picture"/>
+                          <pic:cNvPicPr>
+                            <a:picLocks noChangeArrowheads="1" noChangeAspect="1"/>
+                          </pic:cNvPicPr>
+                        </pic:nvPicPr>
+                        <pic:blipFill>
+                          <a:blip r:embed="rId112"/>
+                          <a:stretch>
+                            <a:fillRect/>
+                          </a:stretch>
+                        </pic:blipFill>
+                        <pic:spPr bwMode="auto">
+                          <a:xfrm>
+                            <a:off x="0" y="0"/>
+                            <a:ext cx="1666875" cy="1666875"/>
+                          </a:xfrm>
+                          <a:prstGeom prst="rect">
+                            <a:avLst/>
+                          </a:prstGeom>
+                          <a:noFill/>
+                          <a:ln w="9525">
+                            <a:noFill/>
+                            <a:headEnd/>
+                            <a:tailEnd/>
+                          </a:ln>
+                        </pic:spPr>
+                      </pic:pic>
+                    </a:graphicData>
+                  </a:graphic>
+                </wp:inline>
+              </w:drawing>
+            </w:r>
+          </w:p>
+        </w:tc>
+      </w:tr>
+    </w:tbl>
     <w:p>
       <w:pPr>
         <w:pStyle w:val="BodyText"/>
-        <w:spacing w:before="160" w:after="80"/>
-        <w:jc w:val="center"/>
-      </w:pPr>
-      <w:r>
-        <w:rPr>
-          <w:rFonts w:ascii="Times New Roman" w:hAnsi="Times New Roman" w:eastAsia="Times New Roman" w:cs="Times New Roman"/>
-        </w:rPr>
-        <w:drawing>
-          <wp:inline>
-            <wp:extent cx="2667000" cy="2656374"/>
-            <wp:effectExtent b="0" l="0" r="0" t="0"/>
-            <wp:docPr descr="" title="" id="107" name="Picture"/>
-            <a:graphic>
-              <a:graphicData uri="http://schemas.openxmlformats.org/drawingml/2006/picture">
-                <pic:pic>
-                  <pic:nvPicPr>
-                    <pic:cNvPr descr="19d83c449b3bd674fde294a7dc9f75a3bbbac96b21e7689e1d21b7547ef40406.jpg" id="108" name="Picture"/>
-                    <pic:cNvPicPr>
-                      <a:picLocks noChangeArrowheads="1" noChangeAspect="1"/>
-                    </pic:cNvPicPr>
-                  </pic:nvPicPr>
-                  <pic:blipFill>
-                    <a:blip r:embed="rId106"/>
-                    <a:stretch>
-                      <a:fillRect/>
-                    </a:stretch>
-                  </pic:blipFill>
-                  <pic:spPr bwMode="auto">
-                    <a:xfrm>
-                      <a:off x="0" y="0"/>
-                      <a:ext cx="2667000" cy="2656374"/>
-                    </a:xfrm>
-                    <a:prstGeom prst="rect">
-                      <a:avLst/>
-                    </a:prstGeom>
-                    <a:noFill/>
-                    <a:ln w="9525">
-                      <a:noFill/>
-                      <a:headEnd/>
-                      <a:tailEnd/>
-                    </a:ln>
-                  </pic:spPr>
-                </pic:pic>
-              </a:graphicData>
-            </a:graphic>
-          </wp:inline>
-        </w:drawing>
-      </w:r>
-    </w:p>
-    <w:p>
-      <w:pPr>
-        <w:pStyle w:val="BodyText"/>
-        <w:spacing w:before="160" w:after="80"/>
-        <w:jc w:val="center"/>
-      </w:pPr>
-      <w:r>
-        <w:rPr>
-          <w:rFonts w:ascii="Times New Roman" w:hAnsi="Times New Roman" w:eastAsia="Times New Roman" w:cs="Times New Roman"/>
-        </w:rPr>
-        <w:drawing>
-          <wp:inline>
-            <wp:extent cx="2667000" cy="2607733"/>
-            <wp:effectExtent b="0" l="0" r="0" t="0"/>
-            <wp:docPr descr="" title="" id="110" name="Picture"/>
-            <a:graphic>
-              <a:graphicData uri="http://schemas.openxmlformats.org/drawingml/2006/picture">
-                <pic:pic>
-                  <pic:nvPicPr>
-                    <pic:cNvPr descr="9e5944c3dc3cc34bfaba226a543a7130116d3b2ee5ff2923bd686420666efab2.jpg" id="111" name="Picture"/>
-                    <pic:cNvPicPr>
-                      <a:picLocks noChangeArrowheads="1" noChangeAspect="1"/>
-                    </pic:cNvPicPr>
-                  </pic:nvPicPr>
-                  <pic:blipFill>
-                    <a:blip r:embed="rId109"/>
-                    <a:stretch>
-                      <a:fillRect/>
-                    </a:stretch>
-                  </pic:blipFill>
-                  <pic:spPr bwMode="auto">
-                    <a:xfrm>
-                      <a:off x="0" y="0"/>
-                      <a:ext cx="2667000" cy="2607733"/>
-                    </a:xfrm>
-                    <a:prstGeom prst="rect">
-                      <a:avLst/>
-                    </a:prstGeom>
-                    <a:noFill/>
-                    <a:ln w="9525">
-                      <a:noFill/>
-                      <a:headEnd/>
-                      <a:tailEnd/>
-                    </a:ln>
-                  </pic:spPr>
-                </pic:pic>
-              </a:graphicData>
-            </a:graphic>
-          </wp:inline>
-        </w:drawing>
-      </w:r>
-    </w:p>
-    <w:p>
-      <w:pPr>
-        <w:pStyle w:val="BodyText"/>
-        <w:spacing w:before="160" w:after="80"/>
-        <w:jc w:val="center"/>
-      </w:pPr>
-      <w:r>
-        <w:rPr>
-          <w:rFonts w:ascii="Times New Roman" w:hAnsi="Times New Roman" w:eastAsia="Times New Roman" w:cs="Times New Roman"/>
-        </w:rPr>
-        <w:drawing>
-          <wp:inline>
-            <wp:extent cx="2667000" cy="2667000"/>
-            <wp:effectExtent b="0" l="0" r="0" t="0"/>
-            <wp:docPr descr="" title="" id="113" name="Picture"/>
-            <a:graphic>
-              <a:graphicData uri="http://schemas.openxmlformats.org/drawingml/2006/picture">
-                <pic:pic>
-                  <pic:nvPicPr>
-                    <pic:cNvPr descr="37b2d2f8d85c47f83183334f5697da8908361f3a2c251f41ac29993b87633004.jpg" id="114" name="Picture"/>
-                    <pic:cNvPicPr>
-                      <a:picLocks noChangeArrowheads="1" noChangeAspect="1"/>
-                    </pic:cNvPicPr>
-                  </pic:nvPicPr>
-                  <pic:blipFill>
-                    <a:blip r:embed="rId112"/>
-                    <a:stretch>
-                      <a:fillRect/>
-                    </a:stretch>
-                  </pic:blipFill>
-                  <pic:spPr bwMode="auto">
-                    <a:xfrm>
-                      <a:off x="0" y="0"/>
-                      <a:ext cx="2667000" cy="2667000"/>
-                    </a:xfrm>
-                    <a:prstGeom prst="rect">
-                      <a:avLst/>
-                    </a:prstGeom>
-                    <a:noFill/>
-                    <a:ln w="9525">
-                      <a:noFill/>
-                      <a:headEnd/>
-                      <a:tailEnd/>
-                    </a:ln>
-                  </pic:spPr>
-                </pic:pic>
-              </a:graphicData>
-            </a:graphic>
-          </wp:inline>
-        </w:drawing>
-      </w:r>
-    </w:p>
-    <w:p>
-      <w:pPr>
-        <w:pStyle w:val="BodyText"/>
+        <w:spacing w:before="120"/>
         <w:ind w:firstLine="420"/>
       </w:pPr>
       <w:r>
@@ -20467,6 +20921,7 @@
     <w:p>
       <w:pPr>
         <w:pStyle w:val="BodyText"/>
+        <w:spacing w:after="80"/>
         <w:ind w:firstLine="420"/>
       </w:pPr>
       <w:r>
@@ -20707,173 +21162,201 @@
         <w:t>。</w:t>
       </w:r>
     </w:p>
+    <w:tbl>
+      <w:tblPr>
+        <w:tblStyle w:val="Table"/>
+        <w:tblW w:type="pct" w:w="5000"/>
+        <w:tblLayout w:type="fixed"/>
+        <w:tblLook w:firstRow="0" w:lastRow="0" w:firstColumn="0" w:lastColumn="0" w:noHBand="0" w:noVBand="0" w:val="0000"/>
+        <w:jc w:val="center"/>
+        <w:tblBorders>
+          <w:top w:val="single" w:sz="12" w:space="0" w:color="333333"/>
+          <w:bottom w:val="single" w:sz="12" w:space="0" w:color="333333"/>
+          <w:left w:val="none"/>
+          <w:right w:val="none"/>
+          <w:insideH w:val="none"/>
+          <w:insideV w:val="none"/>
+        </w:tblBorders>
+      </w:tblPr>
+      <w:tblGrid>
+        <w:gridCol w:w="2640"/>
+        <w:gridCol w:w="2640"/>
+        <w:gridCol w:w="2640"/>
+      </w:tblGrid>
+      <w:tr>
+        <w:tc>
+          <w:tcPr/>
+          <w:p>
+            <w:pPr>
+              <w:pStyle w:val="Compact"/>
+              <w:jc w:val="center"/>
+            </w:pPr>
+            <w:r>
+              <w:rPr>
+                <w:rFonts w:ascii="Times New Roman" w:hAnsi="Times New Roman" w:eastAsia="Times New Roman" w:cs="Times New Roman"/>
+                <w:b/>
+              </w:rPr>
+              <w:drawing>
+                <wp:inline>
+                  <wp:extent cx="1666875" cy="1454082"/>
+                  <wp:effectExtent b="0" l="0" r="0" t="0"/>
+                  <wp:docPr descr="" title="" id="127" name="Picture"/>
+                  <a:graphic>
+                    <a:graphicData uri="http://schemas.openxmlformats.org/drawingml/2006/picture">
+                      <pic:pic>
+                        <pic:nvPicPr>
+                          <pic:cNvPr descr="38af43a60ccea950f7d90132b78e5f883a4b9d6114f5f7e56efd88660a85ab84.jpg" id="128" name="Picture"/>
+                          <pic:cNvPicPr>
+                            <a:picLocks noChangeArrowheads="1" noChangeAspect="1"/>
+                          </pic:cNvPicPr>
+                        </pic:nvPicPr>
+                        <pic:blipFill>
+                          <a:blip r:embed="rId126"/>
+                          <a:stretch>
+                            <a:fillRect/>
+                          </a:stretch>
+                        </pic:blipFill>
+                        <pic:spPr bwMode="auto">
+                          <a:xfrm>
+                            <a:off x="0" y="0"/>
+                            <a:ext cx="1666875" cy="1454082"/>
+                          </a:xfrm>
+                          <a:prstGeom prst="rect">
+                            <a:avLst/>
+                          </a:prstGeom>
+                          <a:noFill/>
+                          <a:ln w="9525">
+                            <a:noFill/>
+                            <a:headEnd/>
+                            <a:tailEnd/>
+                          </a:ln>
+                        </pic:spPr>
+                      </pic:pic>
+                    </a:graphicData>
+                  </a:graphic>
+                </wp:inline>
+              </w:drawing>
+            </w:r>
+          </w:p>
+        </w:tc>
+        <w:tc>
+          <w:tcPr/>
+          <w:p>
+            <w:pPr>
+              <w:pStyle w:val="Compact"/>
+              <w:jc w:val="center"/>
+            </w:pPr>
+            <w:r>
+              <w:rPr>
+                <w:rFonts w:ascii="Times New Roman" w:hAnsi="Times New Roman" w:eastAsia="Times New Roman" w:cs="Times New Roman"/>
+                <w:b/>
+              </w:rPr>
+              <w:drawing>
+                <wp:inline>
+                  <wp:extent cx="1666875" cy="1435735"/>
+                  <wp:effectExtent b="0" l="0" r="0" t="0"/>
+                  <wp:docPr descr="" title="" id="130" name="Picture"/>
+                  <a:graphic>
+                    <a:graphicData uri="http://schemas.openxmlformats.org/drawingml/2006/picture">
+                      <pic:pic>
+                        <pic:nvPicPr>
+                          <pic:cNvPr descr="81a30f4af75c11d9caab186a9977878a4fc34f10dafe4ccd26676cbc2c66d8f2.jpg" id="131" name="Picture"/>
+                          <pic:cNvPicPr>
+                            <a:picLocks noChangeArrowheads="1" noChangeAspect="1"/>
+                          </pic:cNvPicPr>
+                        </pic:nvPicPr>
+                        <pic:blipFill>
+                          <a:blip r:embed="rId129"/>
+                          <a:stretch>
+                            <a:fillRect/>
+                          </a:stretch>
+                        </pic:blipFill>
+                        <pic:spPr bwMode="auto">
+                          <a:xfrm>
+                            <a:off x="0" y="0"/>
+                            <a:ext cx="1666875" cy="1435735"/>
+                          </a:xfrm>
+                          <a:prstGeom prst="rect">
+                            <a:avLst/>
+                          </a:prstGeom>
+                          <a:noFill/>
+                          <a:ln w="9525">
+                            <a:noFill/>
+                            <a:headEnd/>
+                            <a:tailEnd/>
+                          </a:ln>
+                        </pic:spPr>
+                      </pic:pic>
+                    </a:graphicData>
+                  </a:graphic>
+                </wp:inline>
+              </w:drawing>
+            </w:r>
+          </w:p>
+        </w:tc>
+        <w:tc>
+          <w:tcPr/>
+          <w:p>
+            <w:pPr>
+              <w:pStyle w:val="Compact"/>
+              <w:jc w:val="center"/>
+            </w:pPr>
+            <w:r>
+              <w:rPr>
+                <w:rFonts w:ascii="Times New Roman" w:hAnsi="Times New Roman" w:eastAsia="Times New Roman" w:cs="Times New Roman"/>
+                <w:b/>
+              </w:rPr>
+              <w:drawing>
+                <wp:inline>
+                  <wp:extent cx="1666875" cy="1505411"/>
+                  <wp:effectExtent b="0" l="0" r="0" t="0"/>
+                  <wp:docPr descr="" title="" id="133" name="Picture"/>
+                  <a:graphic>
+                    <a:graphicData uri="http://schemas.openxmlformats.org/drawingml/2006/picture">
+                      <pic:pic>
+                        <pic:nvPicPr>
+                          <pic:cNvPr descr="a5a8eb811bd4258bddc146ba3b91f6ce3b16a9656a9d1c09b9fc9e3324271e33.jpg" id="134" name="Picture"/>
+                          <pic:cNvPicPr>
+                            <a:picLocks noChangeArrowheads="1" noChangeAspect="1"/>
+                          </pic:cNvPicPr>
+                        </pic:nvPicPr>
+                        <pic:blipFill>
+                          <a:blip r:embed="rId132"/>
+                          <a:stretch>
+                            <a:fillRect/>
+                          </a:stretch>
+                        </pic:blipFill>
+                        <pic:spPr bwMode="auto">
+                          <a:xfrm>
+                            <a:off x="0" y="0"/>
+                            <a:ext cx="1666875" cy="1505411"/>
+                          </a:xfrm>
+                          <a:prstGeom prst="rect">
+                            <a:avLst/>
+                          </a:prstGeom>
+                          <a:noFill/>
+                          <a:ln w="9525">
+                            <a:noFill/>
+                            <a:headEnd/>
+                            <a:tailEnd/>
+                          </a:ln>
+                        </pic:spPr>
+                      </pic:pic>
+                    </a:graphicData>
+                  </a:graphic>
+                </wp:inline>
+              </w:drawing>
+            </w:r>
+          </w:p>
+        </w:tc>
+      </w:tr>
+    </w:tbl>
     <w:p>
       <w:pPr>
         <w:pStyle w:val="BodyText"/>
-        <w:spacing w:before="160" w:after="80"/>
+        <w:spacing w:before="40" w:after="160"/>
         <w:jc w:val="center"/>
       </w:pPr>
-      <w:r>
-        <w:rPr>
-          <w:rFonts w:ascii="Times New Roman" w:hAnsi="Times New Roman" w:eastAsia="Times New Roman" w:cs="Times New Roman"/>
-        </w:rPr>
-        <w:drawing>
-          <wp:inline>
-            <wp:extent cx="2667000" cy="2326531"/>
-            <wp:effectExtent b="0" l="0" r="0" t="0"/>
-            <wp:docPr descr="" title="" id="127" name="Picture"/>
-            <a:graphic>
-              <a:graphicData uri="http://schemas.openxmlformats.org/drawingml/2006/picture">
-                <pic:pic>
-                  <pic:nvPicPr>
-                    <pic:cNvPr descr="38af43a60ccea950f7d90132b78e5f883a4b9d6114f5f7e56efd88660a85ab84.jpg" id="128" name="Picture"/>
-                    <pic:cNvPicPr>
-                      <a:picLocks noChangeArrowheads="1" noChangeAspect="1"/>
-                    </pic:cNvPicPr>
-                  </pic:nvPicPr>
-                  <pic:blipFill>
-                    <a:blip r:embed="rId126"/>
-                    <a:stretch>
-                      <a:fillRect/>
-                    </a:stretch>
-                  </pic:blipFill>
-                  <pic:spPr bwMode="auto">
-                    <a:xfrm>
-                      <a:off x="0" y="0"/>
-                      <a:ext cx="2667000" cy="2326531"/>
-                    </a:xfrm>
-                    <a:prstGeom prst="rect">
-                      <a:avLst/>
-                    </a:prstGeom>
-                    <a:noFill/>
-                    <a:ln w="9525">
-                      <a:noFill/>
-                      <a:headEnd/>
-                      <a:tailEnd/>
-                    </a:ln>
-                  </pic:spPr>
-                </pic:pic>
-              </a:graphicData>
-            </a:graphic>
-          </wp:inline>
-        </w:drawing>
-      </w:r>
-    </w:p>
-    <w:p>
-      <w:pPr>
-        <w:pStyle w:val="BodyText"/>
-        <w:spacing w:before="160" w:after="80"/>
-        <w:jc w:val="center"/>
-      </w:pPr>
-      <w:r>
-        <w:rPr>
-          <w:rFonts w:ascii="Times New Roman" w:hAnsi="Times New Roman" w:eastAsia="Times New Roman" w:cs="Times New Roman"/>
-        </w:rPr>
-        <w:drawing>
-          <wp:inline>
-            <wp:extent cx="2667000" cy="2297176"/>
-            <wp:effectExtent b="0" l="0" r="0" t="0"/>
-            <wp:docPr descr="" title="" id="130" name="Picture"/>
-            <a:graphic>
-              <a:graphicData uri="http://schemas.openxmlformats.org/drawingml/2006/picture">
-                <pic:pic>
-                  <pic:nvPicPr>
-                    <pic:cNvPr descr="81a30f4af75c11d9caab186a9977878a4fc34f10dafe4ccd26676cbc2c66d8f2.jpg" id="131" name="Picture"/>
-                    <pic:cNvPicPr>
-                      <a:picLocks noChangeArrowheads="1" noChangeAspect="1"/>
-                    </pic:cNvPicPr>
-                  </pic:nvPicPr>
-                  <pic:blipFill>
-                    <a:blip r:embed="rId129"/>
-                    <a:stretch>
-                      <a:fillRect/>
-                    </a:stretch>
-                  </pic:blipFill>
-                  <pic:spPr bwMode="auto">
-                    <a:xfrm>
-                      <a:off x="0" y="0"/>
-                      <a:ext cx="2667000" cy="2297176"/>
-                    </a:xfrm>
-                    <a:prstGeom prst="rect">
-                      <a:avLst/>
-                    </a:prstGeom>
-                    <a:noFill/>
-                    <a:ln w="9525">
-                      <a:noFill/>
-                      <a:headEnd/>
-                      <a:tailEnd/>
-                    </a:ln>
-                  </pic:spPr>
-                </pic:pic>
-              </a:graphicData>
-            </a:graphic>
-          </wp:inline>
-        </w:drawing>
-      </w:r>
-    </w:p>
-    <w:p>
-      <w:pPr>
-        <w:pStyle w:val="BodyText"/>
-        <w:spacing w:before="160" w:after="80"/>
-        <w:jc w:val="center"/>
-      </w:pPr>
-      <w:r>
-        <w:rPr>
-          <w:rFonts w:ascii="Times New Roman" w:hAnsi="Times New Roman" w:eastAsia="FangSong" w:cs="Times New Roman"/>
-          <w:b w:val="0"/>
-          <w:i w:val="0"/>
-          <w:sz w:val="21"/>
-        </w:rPr>
-        <w:drawing>
-          <wp:inline>
-            <wp:extent cx="2667000" cy="2408658"/>
-            <wp:effectExtent b="0" l="0" r="0" t="0"/>
-            <wp:docPr descr="" title="" id="133" name="Picture"/>
-            <a:graphic>
-              <a:graphicData uri="http://schemas.openxmlformats.org/drawingml/2006/picture">
-                <pic:pic>
-                  <pic:nvPicPr>
-                    <pic:cNvPr descr="a5a8eb811bd4258bddc146ba3b91f6ce3b16a9656a9d1c09b9fc9e3324271e33.jpg" id="134" name="Picture"/>
-                    <pic:cNvPicPr>
-                      <a:picLocks noChangeArrowheads="1" noChangeAspect="1"/>
-                    </pic:cNvPicPr>
-                  </pic:nvPicPr>
-                  <pic:blipFill>
-                    <a:blip r:embed="rId132"/>
-                    <a:stretch>
-                      <a:fillRect/>
-                    </a:stretch>
-                  </pic:blipFill>
-                  <pic:spPr bwMode="auto">
-                    <a:xfrm>
-                      <a:off x="0" y="0"/>
-                      <a:ext cx="2667000" cy="2408658"/>
-                    </a:xfrm>
-                    <a:prstGeom prst="rect">
-                      <a:avLst/>
-                    </a:prstGeom>
-                    <a:noFill/>
-                    <a:ln w="9525">
-                      <a:noFill/>
-                      <a:headEnd/>
-                      <a:tailEnd/>
-                    </a:ln>
-                  </pic:spPr>
-                </pic:pic>
-              </a:graphicData>
-            </a:graphic>
-          </wp:inline>
-        </w:drawing>
-      </w:r>
-      <w:r>
-        <w:rPr>
-          <w:rFonts w:ascii="Times New Roman" w:hAnsi="Times New Roman" w:eastAsia="FangSong" w:cs="Times New Roman"/>
-          <w:b w:val="0"/>
-          <w:i w:val="0"/>
-          <w:sz w:val="21"/>
-        </w:rPr>
-        <w:t xml:space="preserve"> </w:t>
-      </w:r>
       <w:r>
         <w:rPr>
           <w:rFonts w:hint="eastAsia" w:ascii="Times New Roman" w:hAnsi="Times New Roman" w:eastAsia="FangSong" w:cs="Times New Roman"/>
@@ -21322,6 +21805,7 @@
     <w:p>
       <w:pPr>
         <w:pStyle w:val="BodyText"/>
+        <w:spacing w:after="80"/>
         <w:ind w:firstLine="420"/>
       </w:pPr>
       <w:r>
@@ -21506,127 +21990,181 @@
         <w:t>。</w:t>
       </w:r>
     </w:p>
+    <w:tbl>
+      <w:tblPr>
+        <w:tblStyle w:val="Table"/>
+        <w:tblW w:type="pct" w:w="5000"/>
+        <w:tblLayout w:type="fixed"/>
+        <w:tblLook w:firstRow="1" w:lastRow="0" w:firstColumn="0" w:lastColumn="0" w:noHBand="0" w:noVBand="0" w:val="0020"/>
+        <w:jc w:val="center"/>
+        <w:tblBorders>
+          <w:top w:val="single" w:sz="12" w:space="0" w:color="333333"/>
+          <w:bottom w:val="single" w:sz="12" w:space="0" w:color="333333"/>
+          <w:left w:val="none"/>
+          <w:right w:val="none"/>
+          <w:insideH w:val="none"/>
+          <w:insideV w:val="none"/>
+        </w:tblBorders>
+      </w:tblPr>
+      <w:tblGrid>
+        <w:gridCol w:w="3960"/>
+        <w:gridCol w:w="3960"/>
+      </w:tblGrid>
+      <w:tr>
+        <w:trPr>
+          <w:tblHeader w:val="on"/>
+        </w:trPr>
+        <w:tc>
+          <w:tcPr>
+            <w:tcBorders>
+              <w:bottom w:val="single" w:sz="6" w:space="0" w:color="333333"/>
+            </w:tcBorders>
+          </w:tcPr>
+          <w:p>
+            <w:pPr>
+              <w:pStyle w:val="Compact"/>
+              <w:jc w:val="center"/>
+            </w:pPr>
+            <w:r>
+              <w:rPr>
+                <w:rFonts w:ascii="Times New Roman" w:hAnsi="Times New Roman" w:eastAsia="Times New Roman" w:cs="Times New Roman"/>
+                <w:b/>
+              </w:rPr>
+              <w:t xml:space="preserve">B</w:t>
+            </w:r>
+          </w:p>
+        </w:tc>
+        <w:tc>
+          <w:tcPr>
+            <w:tcBorders>
+              <w:bottom w:val="single" w:sz="6" w:space="0" w:color="333333"/>
+            </w:tcBorders>
+          </w:tcPr>
+          <w:p>
+            <w:pPr>
+              <w:pStyle w:val="Compact"/>
+              <w:jc w:val="center"/>
+            </w:pPr>
+          </w:p>
+        </w:tc>
+      </w:tr>
+      <w:tr>
+        <w:tc>
+          <w:tcPr/>
+          <w:p>
+            <w:pPr>
+              <w:pStyle w:val="Compact"/>
+              <w:jc w:val="center"/>
+            </w:pPr>
+            <w:r>
+              <w:rPr>
+                <w:rFonts w:ascii="Times New Roman" w:hAnsi="Times New Roman" w:eastAsia="Times New Roman" w:cs="Times New Roman"/>
+              </w:rPr>
+              <w:drawing>
+                <wp:inline>
+                  <wp:extent cx="2381250" cy="1752864"/>
+                  <wp:effectExtent b="0" l="0" r="0" t="0"/>
+                  <wp:docPr descr="" title="" id="136" name="Picture"/>
+                  <a:graphic>
+                    <a:graphicData uri="http://schemas.openxmlformats.org/drawingml/2006/picture">
+                      <pic:pic>
+                        <pic:nvPicPr>
+                          <pic:cNvPr descr="df0e84b7ccebc1a778f88c06be8e17048ec84e0a735ea0cbced9118a235fff22.jpg" id="137" name="Picture"/>
+                          <pic:cNvPicPr>
+                            <a:picLocks noChangeArrowheads="1" noChangeAspect="1"/>
+                          </pic:cNvPicPr>
+                        </pic:nvPicPr>
+                        <pic:blipFill>
+                          <a:blip r:embed="rId135"/>
+                          <a:stretch>
+                            <a:fillRect/>
+                          </a:stretch>
+                        </pic:blipFill>
+                        <pic:spPr bwMode="auto">
+                          <a:xfrm>
+                            <a:off x="0" y="0"/>
+                            <a:ext cx="2381250" cy="1752864"/>
+                          </a:xfrm>
+                          <a:prstGeom prst="rect">
+                            <a:avLst/>
+                          </a:prstGeom>
+                          <a:noFill/>
+                          <a:ln w="9525">
+                            <a:noFill/>
+                            <a:headEnd/>
+                            <a:tailEnd/>
+                          </a:ln>
+                        </pic:spPr>
+                      </pic:pic>
+                    </a:graphicData>
+                  </a:graphic>
+                </wp:inline>
+              </w:drawing>
+            </w:r>
+          </w:p>
+        </w:tc>
+        <w:tc>
+          <w:tcPr/>
+          <w:p>
+            <w:pPr>
+              <w:pStyle w:val="Compact"/>
+              <w:jc w:val="center"/>
+            </w:pPr>
+            <w:r>
+              <w:rPr>
+                <w:rFonts w:ascii="Times New Roman" w:hAnsi="Times New Roman" w:eastAsia="Times New Roman" w:cs="Times New Roman"/>
+              </w:rPr>
+              <w:drawing>
+                <wp:inline>
+                  <wp:extent cx="2381250" cy="1646129"/>
+                  <wp:effectExtent b="0" l="0" r="0" t="0"/>
+                  <wp:docPr descr="" title="" id="139" name="Picture"/>
+                  <a:graphic>
+                    <a:graphicData uri="http://schemas.openxmlformats.org/drawingml/2006/picture">
+                      <pic:pic>
+                        <pic:nvPicPr>
+                          <pic:cNvPr descr="a3daa739e9396155741580f23faffaf945d0515a32963c8d4a58092b7662cd53.jpg" id="140" name="Picture"/>
+                          <pic:cNvPicPr>
+                            <a:picLocks noChangeArrowheads="1" noChangeAspect="1"/>
+                          </pic:cNvPicPr>
+                        </pic:nvPicPr>
+                        <pic:blipFill>
+                          <a:blip r:embed="rId138"/>
+                          <a:stretch>
+                            <a:fillRect/>
+                          </a:stretch>
+                        </pic:blipFill>
+                        <pic:spPr bwMode="auto">
+                          <a:xfrm>
+                            <a:off x="0" y="0"/>
+                            <a:ext cx="2381250" cy="1646129"/>
+                          </a:xfrm>
+                          <a:prstGeom prst="rect">
+                            <a:avLst/>
+                          </a:prstGeom>
+                          <a:noFill/>
+                          <a:ln w="9525">
+                            <a:noFill/>
+                            <a:headEnd/>
+                            <a:tailEnd/>
+                          </a:ln>
+                        </pic:spPr>
+                      </pic:pic>
+                    </a:graphicData>
+                  </a:graphic>
+                </wp:inline>
+              </w:drawing>
+            </w:r>
+          </w:p>
+        </w:tc>
+      </w:tr>
+    </w:tbl>
     <w:p>
       <w:pPr>
         <w:pStyle w:val="BodyText"/>
-        <w:spacing w:before="160" w:after="80"/>
-        <w:jc w:val="center"/>
+        <w:spacing w:before="120"/>
+        <w:ind w:firstLine="420"/>
       </w:pPr>
-      <w:r>
-        <w:rPr>
-          <w:rFonts w:ascii="Times New Roman" w:hAnsi="Times New Roman" w:eastAsia="Times New Roman" w:cs="Times New Roman"/>
-        </w:rPr>
-        <w:t xml:space="preserve">B</w:t>
-      </w:r>
-      <w:r>
-        <w:rPr>
-          <w:rFonts w:ascii="Times New Roman" w:hAnsi="Times New Roman" w:eastAsia="Times New Roman" w:cs="Times New Roman"/>
-        </w:rPr>
-        <w:t xml:space="preserve"> </w:t>
-      </w:r>
-      <w:r>
-        <w:rPr>
-          <w:rFonts w:ascii="Times New Roman" w:hAnsi="Times New Roman" w:eastAsia="Times New Roman" w:cs="Times New Roman"/>
-        </w:rPr>
-        <w:drawing>
-          <wp:inline>
-            <wp:extent cx="2667000" cy="1963208"/>
-            <wp:effectExtent b="0" l="0" r="0" t="0"/>
-            <wp:docPr descr="" title="" id="136" name="Picture"/>
-            <a:graphic>
-              <a:graphicData uri="http://schemas.openxmlformats.org/drawingml/2006/picture">
-                <pic:pic>
-                  <pic:nvPicPr>
-                    <pic:cNvPr descr="df0e84b7ccebc1a778f88c06be8e17048ec84e0a735ea0cbced9118a235fff22.jpg" id="137" name="Picture"/>
-                    <pic:cNvPicPr>
-                      <a:picLocks noChangeArrowheads="1" noChangeAspect="1"/>
-                    </pic:cNvPicPr>
-                  </pic:nvPicPr>
-                  <pic:blipFill>
-                    <a:blip r:embed="rId135"/>
-                    <a:stretch>
-                      <a:fillRect/>
-                    </a:stretch>
-                  </pic:blipFill>
-                  <pic:spPr bwMode="auto">
-                    <a:xfrm>
-                      <a:off x="0" y="0"/>
-                      <a:ext cx="2667000" cy="1963208"/>
-                    </a:xfrm>
-                    <a:prstGeom prst="rect">
-                      <a:avLst/>
-                    </a:prstGeom>
-                    <a:noFill/>
-                    <a:ln w="9525">
-                      <a:noFill/>
-                      <a:headEnd/>
-                      <a:tailEnd/>
-                    </a:ln>
-                  </pic:spPr>
-                </pic:pic>
-              </a:graphicData>
-            </a:graphic>
-          </wp:inline>
-        </w:drawing>
-      </w:r>
-    </w:p>
-    <w:p>
-      <w:pPr>
-        <w:pStyle w:val="BodyText"/>
-        <w:spacing w:before="160" w:after="80"/>
-        <w:jc w:val="center"/>
-      </w:pPr>
-      <w:r>
-        <w:rPr>
-          <w:rFonts w:ascii="Times New Roman" w:hAnsi="Times New Roman" w:eastAsia="Times New Roman" w:cs="Times New Roman"/>
-        </w:rPr>
-        <w:drawing>
-          <wp:inline>
-            <wp:extent cx="2667000" cy="1843664"/>
-            <wp:effectExtent b="0" l="0" r="0" t="0"/>
-            <wp:docPr descr="" title="" id="139" name="Picture"/>
-            <a:graphic>
-              <a:graphicData uri="http://schemas.openxmlformats.org/drawingml/2006/picture">
-                <pic:pic>
-                  <pic:nvPicPr>
-                    <pic:cNvPr descr="a3daa739e9396155741580f23faffaf945d0515a32963c8d4a58092b7662cd53.jpg" id="140" name="Picture"/>
-                    <pic:cNvPicPr>
-                      <a:picLocks noChangeArrowheads="1" noChangeAspect="1"/>
-                    </pic:cNvPicPr>
-                  </pic:nvPicPr>
-                  <pic:blipFill>
-                    <a:blip r:embed="rId138"/>
-                    <a:stretch>
-                      <a:fillRect/>
-                    </a:stretch>
-                  </pic:blipFill>
-                  <pic:spPr bwMode="auto">
-                    <a:xfrm>
-                      <a:off x="0" y="0"/>
-                      <a:ext cx="2667000" cy="1843664"/>
-                    </a:xfrm>
-                    <a:prstGeom prst="rect">
-                      <a:avLst/>
-                    </a:prstGeom>
-                    <a:noFill/>
-                    <a:ln w="9525">
-                      <a:noFill/>
-                      <a:headEnd/>
-                      <a:tailEnd/>
-                    </a:ln>
-                  </pic:spPr>
-                </pic:pic>
-              </a:graphicData>
-            </a:graphic>
-          </wp:inline>
-        </w:drawing>
-      </w:r>
-      <w:r>
-        <w:rPr>
-          <w:rFonts w:ascii="Times New Roman" w:hAnsi="Times New Roman" w:eastAsia="Times New Roman" w:cs="Times New Roman"/>
-        </w:rPr>
-        <w:t xml:space="preserve"> </w:t>
-      </w:r>
       <w:r>
         <w:rPr>
           <w:rFonts w:ascii="Times New Roman" w:hAnsi="Times New Roman" w:eastAsia="Times New Roman" w:cs="Times New Roman"/>

--- a/00-首页/题组Word/初赛冲刺第二套/初赛冲刺第二套-学生版.docx
+++ b/00-首页/题组Word/初赛冲刺第二套/初赛冲刺第二套-学生版.docx
@@ -15971,304 +15971,62 @@
     <w:p>
       <w:pPr>
         <w:pStyle w:val="BodyText"/>
-        <w:ind w:firstLine="420"/>
-      </w:pPr>
-      <w:r>
-        <w:rPr>
-          <w:rFonts w:ascii="Times New Roman" w:hAnsi="Times New Roman" w:eastAsia="Times New Roman" w:cs="Times New Roman"/>
-        </w:rPr>
-        <w:t xml:space="preserve">8-1-2 </w:t>
-      </w:r>
-      <w:r>
-        <w:rPr>
-          <w:rFonts w:hint="eastAsia" w:ascii="Times New Roman" w:hAnsi="Times New Roman" w:eastAsia="FangSong" w:cs="Times New Roman"/>
-        </w:rPr>
-        <w:t xml:space="preserve">画出</w:t>
-      </w:r>
-      <w:r>
-        <w:rPr>
-          <w:rFonts w:ascii="Times New Roman" w:hAnsi="Times New Roman" w:eastAsia="Times New Roman" w:cs="Times New Roman"/>
-        </w:rPr>
-        <w:t xml:space="preserve"> Ca </w:t>
-      </w:r>
-      <w:r>
-        <w:rPr>
-          <w:rFonts w:hint="eastAsia" w:ascii="Times New Roman" w:hAnsi="Times New Roman" w:eastAsia="FangSong" w:cs="Times New Roman"/>
-        </w:rPr>
-        <w:t>的配位多面体的记号与投影图</w:t>
-      </w:r>
-      <w:r>
-        <w:rPr>
-          <w:rFonts w:hint="eastAsia" w:ascii="Times New Roman" w:hAnsi="Times New Roman" w:eastAsia="Times New Roman" w:cs="Times New Roman"/>
-        </w:rPr>
-        <w:t>(</w:t>
-      </w:r>
-      <w:r>
-        <w:rPr>
-          <w:rFonts w:hint="eastAsia" w:ascii="Times New Roman" w:hAnsi="Times New Roman" w:eastAsia="FangSong" w:cs="Times New Roman"/>
-        </w:rPr>
-        <w:t>将多面体的每个面按从上到下的方式依次示出</w:t>
-      </w:r>
-      <w:r>
-        <w:rPr>
-          <w:rFonts w:hint="eastAsia" w:ascii="Times New Roman" w:hAnsi="Times New Roman" w:eastAsia="Times New Roman" w:cs="Times New Roman"/>
-        </w:rPr>
-        <w:t>,</w:t>
-      </w:r>
-      <w:r>
-        <w:rPr>
-          <w:rFonts w:hint="eastAsia" w:ascii="Times New Roman" w:hAnsi="Times New Roman" w:eastAsia="FangSong" w:cs="Times New Roman"/>
-        </w:rPr>
-        <w:t>一些示例如下</w:t>
-      </w:r>
-      <w:r>
-        <w:rPr>
-          <w:rFonts w:hint="eastAsia" w:ascii="Times New Roman" w:hAnsi="Times New Roman" w:eastAsia="Times New Roman" w:cs="Times New Roman"/>
-        </w:rPr>
-        <w:t>)。</w:t>
-      </w:r>
-    </w:p>
-    <w:p>
-      <w:pPr>
-        <w:pStyle w:val="BodyText"/>
-        <w:ind w:firstLine="420"/>
-      </w:pPr>
-      <w:r>
-        <w:rPr>
-          <w:rFonts w:hint="eastAsia" w:ascii="Times New Roman" w:hAnsi="Times New Roman" w:eastAsia="FangSong" w:cs="Times New Roman"/>
-        </w:rPr>
-        <w:t>示例</w:t>
-      </w:r>
-      <w:r>
-        <w:rPr>
-          <w:rFonts w:hint="eastAsia" w:ascii="Times New Roman" w:hAnsi="Times New Roman" w:eastAsia="Times New Roman" w:cs="Times New Roman"/>
-        </w:rPr>
-        <w:t>:</w:t>
-      </w:r>
-    </w:p>
-    <w:p>
-      <w:pPr>
-        <w:pStyle w:val="BodyText"/>
-        <w:spacing w:before="160" w:after="80"/>
-        <w:jc w:val="center"/>
-      </w:pPr>
-      <w:r>
-        <w:rPr>
-          <w:rFonts w:ascii="Times New Roman" w:hAnsi="Times New Roman" w:eastAsia="Times New Roman" w:cs="Times New Roman"/>
-        </w:rPr>
-        <w:drawing>
-          <wp:inline>
-            <wp:extent cx="2667000" cy="2375296"/>
-            <wp:effectExtent b="0" l="0" r="0" t="0"/>
-            <wp:docPr descr="" title="" id="98" name="Picture"/>
-            <a:graphic>
-              <a:graphicData uri="http://schemas.openxmlformats.org/drawingml/2006/picture">
-                <pic:pic>
-                  <pic:nvPicPr>
-                    <pic:cNvPr descr="59a3a95f53fb1c08ff12dd6eb33ac2f271a178571cb5b431f22a5acd3e800de7.jpg" id="99" name="Picture"/>
-                    <pic:cNvPicPr>
-                      <a:picLocks noChangeArrowheads="1" noChangeAspect="1"/>
-                    </pic:cNvPicPr>
-                  </pic:nvPicPr>
-                  <pic:blipFill>
-                    <a:blip r:embed="rId97"/>
-                    <a:stretch>
-                      <a:fillRect/>
-                    </a:stretch>
-                  </pic:blipFill>
-                  <pic:spPr bwMode="auto">
-                    <a:xfrm>
-                      <a:off x="0" y="0"/>
-                      <a:ext cx="2667000" cy="2375296"/>
-                    </a:xfrm>
-                    <a:prstGeom prst="rect">
-                      <a:avLst/>
-                    </a:prstGeom>
-                    <a:noFill/>
-                    <a:ln w="9525">
-                      <a:noFill/>
-                      <a:headEnd/>
-                      <a:tailEnd/>
-                    </a:ln>
-                  </pic:spPr>
-                </pic:pic>
-              </a:graphicData>
-            </a:graphic>
-          </wp:inline>
-        </w:drawing>
-      </w:r>
-    </w:p>
-    <w:p>
-      <w:pPr>
-        <w:pStyle w:val="BodyText"/>
-        <w:ind w:firstLine="420"/>
-      </w:pPr>
-      <w:r>
-        <w:rPr>
-          <w:rFonts w:hint="eastAsia" w:ascii="Times New Roman" w:hAnsi="Times New Roman" w:eastAsia="FangSong" w:cs="Times New Roman"/>
-        </w:rPr>
-        <w:t>记号</w:t>
-      </w:r>
-      <w:r>
-        <w:rPr>
-          <w:rFonts w:hint="eastAsia" w:ascii="Times New Roman" w:hAnsi="Times New Roman" w:eastAsia="Times New Roman" w:cs="Times New Roman"/>
-        </w:rPr>
-        <w:t>：</w:t>
-      </w:r>
-    </w:p>
-    <w:p>
-      <w:pPr>
-        <w:pStyle w:val="BodyText"/>
-        <w:spacing w:before="160" w:after="80"/>
-        <w:jc w:val="center"/>
-      </w:pPr>
-      <w:r>
-        <w:rPr>
-          <w:rFonts w:ascii="Times New Roman" w:hAnsi="Times New Roman" w:eastAsia="Times New Roman" w:cs="Times New Roman"/>
-        </w:rPr>
-        <w:drawing>
-          <wp:inline>
-            <wp:extent cx="2667000" cy="2334569"/>
-            <wp:effectExtent b="0" l="0" r="0" t="0"/>
-            <wp:docPr descr="" title="" id="101" name="Picture"/>
-            <a:graphic>
-              <a:graphicData uri="http://schemas.openxmlformats.org/drawingml/2006/picture">
-                <pic:pic>
-                  <pic:nvPicPr>
-                    <pic:cNvPr descr="711cc738d1e9a7aaa4393b4b5d165ab98916b277225dd37085c4722e9938b9be.jpg" id="102" name="Picture"/>
-                    <pic:cNvPicPr>
-                      <a:picLocks noChangeArrowheads="1" noChangeAspect="1"/>
-                    </pic:cNvPicPr>
-                  </pic:nvPicPr>
-                  <pic:blipFill>
-                    <a:blip r:embed="rId100"/>
-                    <a:stretch>
-                      <a:fillRect/>
-                    </a:stretch>
-                  </pic:blipFill>
-                  <pic:spPr bwMode="auto">
-                    <a:xfrm>
-                      <a:off x="0" y="0"/>
-                      <a:ext cx="2667000" cy="2334569"/>
-                    </a:xfrm>
-                    <a:prstGeom prst="rect">
-                      <a:avLst/>
-                    </a:prstGeom>
-                    <a:noFill/>
-                    <a:ln w="9525">
-                      <a:noFill/>
-                      <a:headEnd/>
-                      <a:tailEnd/>
-                    </a:ln>
-                  </pic:spPr>
-                </pic:pic>
-              </a:graphicData>
-            </a:graphic>
-          </wp:inline>
-        </w:drawing>
-      </w:r>
-      <w:r>
-        <w:rPr>
-          <w:rFonts w:ascii="Times New Roman" w:hAnsi="Times New Roman" w:eastAsia="Times New Roman" w:cs="Times New Roman"/>
-        </w:rPr>
-        <w:t xml:space="preserve"> </w:t>
-      </w:r>
-      <m:oMath>
-        <m:sSup>
-          <m:e>
-            <m:r>
-              <m:t>4</m:t>
-            </m:r>
-          </m:e>
-          <m:sup>
-            <m:r>
-              <m:t>6</m:t>
-            </m:r>
-          </m:sup>
-        </m:sSup>
-        <m:sSup>
-          <m:e>
-            <m:r>
-              <m:t>3</m:t>
-            </m:r>
-          </m:e>
-          <m:sup>
-            <m:r>
-              <m:t>8</m:t>
-            </m:r>
-          </m:sup>
-        </m:sSup>
-      </m:oMath>
-    </w:p>
-    <w:p>
-      <w:pPr>
-        <w:pStyle w:val="BodyText"/>
-        <w:spacing w:before="160" w:after="80"/>
-        <w:jc w:val="center"/>
-      </w:pPr>
-      <w:r>
-        <w:rPr>
-          <w:rFonts w:ascii="Times New Roman" w:hAnsi="Times New Roman" w:eastAsia="Times New Roman" w:cs="Times New Roman"/>
-        </w:rPr>
-        <w:drawing>
-          <wp:inline>
-            <wp:extent cx="2667000" cy="3250406"/>
-            <wp:effectExtent b="0" l="0" r="0" t="0"/>
-            <wp:docPr descr="" title="" id="104" name="Picture"/>
-            <a:graphic>
-              <a:graphicData uri="http://schemas.openxmlformats.org/drawingml/2006/picture">
-                <pic:pic>
-                  <pic:nvPicPr>
-                    <pic:cNvPr descr="630d41c8b08d59c4c5ce155ef23b49ddb34ca03eec46691cf73aea780c425108.jpg" id="105" name="Picture"/>
-                    <pic:cNvPicPr>
-                      <a:picLocks noChangeArrowheads="1" noChangeAspect="1"/>
-                    </pic:cNvPicPr>
-                  </pic:nvPicPr>
-                  <pic:blipFill>
-                    <a:blip r:embed="rId103"/>
-                    <a:stretch>
-                      <a:fillRect/>
-                    </a:stretch>
-                  </pic:blipFill>
-                  <pic:spPr bwMode="auto">
-                    <a:xfrm>
-                      <a:off x="0" y="0"/>
-                      <a:ext cx="2667000" cy="3250406"/>
-                    </a:xfrm>
-                    <a:prstGeom prst="rect">
-                      <a:avLst/>
-                    </a:prstGeom>
-                    <a:noFill/>
-                    <a:ln w="9525">
-                      <a:noFill/>
-                      <a:headEnd/>
-                      <a:tailEnd/>
-                    </a:ln>
-                  </pic:spPr>
-                </pic:pic>
-              </a:graphicData>
-            </a:graphic>
-          </wp:inline>
-        </w:drawing>
-      </w:r>
-    </w:p>
-    <w:p>
-      <w:pPr>
-        <w:pStyle w:val="BodyText"/>
         <w:spacing w:after="80"/>
         <w:ind w:firstLine="420"/>
       </w:pPr>
       <w:r>
         <w:rPr>
-          <w:rFonts w:hint="eastAsia" w:ascii="Times New Roman" w:hAnsi="Times New Roman" w:eastAsia="FangSong" w:cs="Times New Roman"/>
-        </w:rPr>
-        <w:t>投影</w:t>
-      </w:r>
-      <w:r>
-        <w:rPr>
-          <w:rFonts w:hint="eastAsia" w:ascii="Times New Roman" w:hAnsi="Times New Roman" w:eastAsia="Times New Roman" w:cs="Times New Roman"/>
-        </w:rPr>
-        <w:t>：</w:t>
+          <w:rFonts w:ascii="Times New Roman" w:hAnsi="Times New Roman" w:eastAsia="Times New Roman" w:cs="Times New Roman"/>
+        </w:rPr>
+        <w:t xml:space="preserve">8-1-2 </w:t>
+      </w:r>
+      <w:r>
+        <w:rPr>
+          <w:rFonts w:hint="eastAsia" w:ascii="Times New Roman" w:hAnsi="Times New Roman" w:eastAsia="FangSong" w:cs="Times New Roman"/>
+        </w:rPr>
+        <w:t xml:space="preserve">画出</w:t>
+      </w:r>
+      <w:r>
+        <w:rPr>
+          <w:rFonts w:ascii="Times New Roman" w:hAnsi="Times New Roman" w:eastAsia="Times New Roman" w:cs="Times New Roman"/>
+        </w:rPr>
+        <w:t xml:space="preserve"> Ca </w:t>
+      </w:r>
+      <w:r>
+        <w:rPr>
+          <w:rFonts w:hint="eastAsia" w:ascii="Times New Roman" w:hAnsi="Times New Roman" w:eastAsia="FangSong" w:cs="Times New Roman"/>
+        </w:rPr>
+        <w:t>的配位多面体的记号与投影图</w:t>
+      </w:r>
+      <w:r>
+        <w:rPr>
+          <w:rFonts w:hint="eastAsia" w:ascii="Times New Roman" w:hAnsi="Times New Roman" w:eastAsia="Times New Roman" w:cs="Times New Roman"/>
+        </w:rPr>
+        <w:t>(</w:t>
+      </w:r>
+      <w:r>
+        <w:rPr>
+          <w:rFonts w:hint="eastAsia" w:ascii="Times New Roman" w:hAnsi="Times New Roman" w:eastAsia="FangSong" w:cs="Times New Roman"/>
+        </w:rPr>
+        <w:t>将多面体的每个面按从上到下的方式依次示出</w:t>
+      </w:r>
+      <w:r>
+        <w:rPr>
+          <w:rFonts w:hint="eastAsia" w:ascii="Times New Roman" w:hAnsi="Times New Roman" w:eastAsia="Times New Roman" w:cs="Times New Roman"/>
+        </w:rPr>
+        <w:t>,</w:t>
+      </w:r>
+      <w:r>
+        <w:rPr>
+          <w:rFonts w:hint="eastAsia" w:ascii="Times New Roman" w:hAnsi="Times New Roman" w:eastAsia="FangSong" w:cs="Times New Roman"/>
+        </w:rPr>
+        <w:t>一些示例如下</w:t>
+      </w:r>
+      <w:r>
+        <w:rPr>
+          <w:rFonts w:hint="eastAsia" w:ascii="Times New Roman" w:hAnsi="Times New Roman" w:eastAsia="Times New Roman" w:cs="Times New Roman"/>
+        </w:rPr>
+        <w:t>)。</w:t>
       </w:r>
     </w:p>
     <w:tbl>
@@ -16276,7 +16034,353 @@
         <w:tblStyle w:val="Table"/>
         <w:tblW w:type="pct" w:w="5000"/>
         <w:tblLayout w:type="fixed"/>
-        <w:tblLook w:firstRow="0" w:lastRow="0" w:firstColumn="0" w:lastColumn="0" w:noHBand="0" w:noVBand="0" w:val="0000"/>
+        <w:tblLook w:firstRow="1" w:lastRow="0" w:firstColumn="0" w:lastColumn="0" w:noHBand="0" w:noVBand="0" w:val="0020"/>
+        <w:jc w:val="center"/>
+        <w:tblBorders>
+          <w:top w:val="single" w:sz="12" w:space="0" w:color="333333"/>
+          <w:bottom w:val="single" w:sz="12" w:space="0" w:color="333333"/>
+          <w:left w:val="none"/>
+          <w:right w:val="none"/>
+          <w:insideH w:val="none"/>
+          <w:insideV w:val="none"/>
+        </w:tblBorders>
+      </w:tblPr>
+      <w:tblGrid>
+        <w:gridCol w:w="7920"/>
+      </w:tblGrid>
+      <w:tr>
+        <w:trPr>
+          <w:tblHeader w:val="on"/>
+        </w:trPr>
+        <w:tc>
+          <w:tcPr>
+            <w:tcBorders>
+              <w:bottom w:val="single" w:sz="6" w:space="0" w:color="333333"/>
+            </w:tcBorders>
+          </w:tcPr>
+          <w:p>
+            <w:pPr>
+              <w:pStyle w:val="Compact"/>
+              <w:jc w:val="center"/>
+            </w:pPr>
+            <w:r>
+              <w:rPr>
+                <w:rFonts w:hint="eastAsia" w:ascii="Times New Roman" w:hAnsi="Times New Roman" w:eastAsia="SimHei" w:cs="Times New Roman"/>
+                <w:b/>
+              </w:rPr>
+              <w:t>示例</w:t>
+            </w:r>
+            <w:r>
+              <w:rPr>
+                <w:rFonts w:hint="eastAsia" w:ascii="Times New Roman" w:hAnsi="Times New Roman" w:eastAsia="Times New Roman" w:cs="Times New Roman"/>
+                <w:b/>
+              </w:rPr>
+              <w:t>:</w:t>
+            </w:r>
+          </w:p>
+        </w:tc>
+      </w:tr>
+      <w:tr>
+        <w:tc>
+          <w:tcPr/>
+          <w:p>
+            <w:pPr>
+              <w:pStyle w:val="Compact"/>
+              <w:jc w:val="center"/>
+            </w:pPr>
+            <w:r>
+              <w:rPr>
+                <w:rFonts w:ascii="Times New Roman" w:hAnsi="Times New Roman" w:eastAsia="Times New Roman" w:cs="Times New Roman"/>
+              </w:rPr>
+              <w:drawing>
+                <wp:inline>
+                  <wp:extent cx="2381250" cy="2120800"/>
+                  <wp:effectExtent b="0" l="0" r="0" t="0"/>
+                  <wp:docPr descr="" title="" id="98" name="Picture"/>
+                  <a:graphic>
+                    <a:graphicData uri="http://schemas.openxmlformats.org/drawingml/2006/picture">
+                      <pic:pic>
+                        <pic:nvPicPr>
+                          <pic:cNvPr descr="59a3a95f53fb1c08ff12dd6eb33ac2f271a178571cb5b431f22a5acd3e800de7.jpg" id="99" name="Picture"/>
+                          <pic:cNvPicPr>
+                            <a:picLocks noChangeArrowheads="1" noChangeAspect="1"/>
+                          </pic:cNvPicPr>
+                        </pic:nvPicPr>
+                        <pic:blipFill>
+                          <a:blip r:embed="rId97"/>
+                          <a:stretch>
+                            <a:fillRect/>
+                          </a:stretch>
+                        </pic:blipFill>
+                        <pic:spPr bwMode="auto">
+                          <a:xfrm>
+                            <a:off x="0" y="0"/>
+                            <a:ext cx="2381250" cy="2120800"/>
+                          </a:xfrm>
+                          <a:prstGeom prst="rect">
+                            <a:avLst/>
+                          </a:prstGeom>
+                          <a:noFill/>
+                          <a:ln w="9525">
+                            <a:noFill/>
+                            <a:headEnd/>
+                            <a:tailEnd/>
+                          </a:ln>
+                        </pic:spPr>
+                      </pic:pic>
+                    </a:graphicData>
+                  </a:graphic>
+                </wp:inline>
+              </w:drawing>
+            </w:r>
+          </w:p>
+        </w:tc>
+      </w:tr>
+    </w:tbl>
+    <w:p>
+      <w:pPr>
+        <w:spacing w:before="120" w:after="80"/>
+      </w:pPr>
+    </w:p>
+    <w:tbl>
+      <w:tblPr>
+        <w:tblStyle w:val="Table"/>
+        <w:tblW w:type="pct" w:w="5000"/>
+        <w:tblLayout w:type="fixed"/>
+        <w:tblLook w:firstRow="1" w:lastRow="0" w:firstColumn="0" w:lastColumn="0" w:noHBand="0" w:noVBand="0" w:val="0020"/>
+        <w:jc w:val="center"/>
+        <w:tblBorders>
+          <w:top w:val="single" w:sz="12" w:space="0" w:color="333333"/>
+          <w:bottom w:val="single" w:sz="12" w:space="0" w:color="333333"/>
+          <w:left w:val="none"/>
+          <w:right w:val="none"/>
+          <w:insideH w:val="none"/>
+          <w:insideV w:val="none"/>
+        </w:tblBorders>
+      </w:tblPr>
+      <w:tblGrid>
+        <w:gridCol w:w="3960"/>
+        <w:gridCol w:w="3960"/>
+      </w:tblGrid>
+      <w:tr>
+        <w:trPr>
+          <w:tblHeader w:val="on"/>
+        </w:trPr>
+        <w:tc>
+          <w:tcPr>
+            <w:tcBorders>
+              <w:bottom w:val="single" w:sz="6" w:space="0" w:color="333333"/>
+            </w:tcBorders>
+          </w:tcPr>
+          <w:p>
+            <w:pPr>
+              <w:pStyle w:val="Compact"/>
+              <w:jc w:val="center"/>
+            </w:pPr>
+            <w:r>
+              <w:rPr>
+                <w:rFonts w:hint="eastAsia" w:ascii="Times New Roman" w:hAnsi="Times New Roman" w:eastAsia="SimHei" w:cs="Times New Roman"/>
+                <w:b/>
+              </w:rPr>
+              <w:t>记号</w:t>
+            </w:r>
+            <w:r>
+              <w:rPr>
+                <w:rFonts w:hint="eastAsia" w:ascii="Times New Roman" w:hAnsi="Times New Roman" w:eastAsia="Times New Roman" w:cs="Times New Roman"/>
+                <w:b/>
+              </w:rPr>
+              <w:t>：</w:t>
+            </w:r>
+          </w:p>
+        </w:tc>
+        <w:tc>
+          <w:tcPr>
+            <w:tcBorders>
+              <w:bottom w:val="single" w:sz="6" w:space="0" w:color="333333"/>
+            </w:tcBorders>
+          </w:tcPr>
+          <w:p>
+            <w:pPr>
+              <w:pStyle w:val="Compact"/>
+              <w:jc w:val="center"/>
+            </w:pPr>
+          </w:p>
+        </w:tc>
+      </w:tr>
+      <w:tr>
+        <w:tc>
+          <w:tcPr/>
+          <w:p>
+            <w:pPr>
+              <w:pStyle w:val="Compact"/>
+              <w:jc w:val="center"/>
+            </w:pPr>
+            <w:r>
+              <w:rPr>
+                <w:rFonts w:ascii="Times New Roman" w:hAnsi="Times New Roman" w:eastAsia="Times New Roman" w:cs="Times New Roman"/>
+              </w:rPr>
+              <w:drawing>
+                <wp:inline>
+                  <wp:extent cx="2381250" cy="2084436"/>
+                  <wp:effectExtent b="0" l="0" r="0" t="0"/>
+                  <wp:docPr descr="" title="" id="101" name="Picture"/>
+                  <a:graphic>
+                    <a:graphicData uri="http://schemas.openxmlformats.org/drawingml/2006/picture">
+                      <pic:pic>
+                        <pic:nvPicPr>
+                          <pic:cNvPr descr="711cc738d1e9a7aaa4393b4b5d165ab98916b277225dd37085c4722e9938b9be.jpg" id="102" name="Picture"/>
+                          <pic:cNvPicPr>
+                            <a:picLocks noChangeArrowheads="1" noChangeAspect="1"/>
+                          </pic:cNvPicPr>
+                        </pic:nvPicPr>
+                        <pic:blipFill>
+                          <a:blip r:embed="rId100"/>
+                          <a:stretch>
+                            <a:fillRect/>
+                          </a:stretch>
+                        </pic:blipFill>
+                        <pic:spPr bwMode="auto">
+                          <a:xfrm>
+                            <a:off x="0" y="0"/>
+                            <a:ext cx="2381250" cy="2084436"/>
+                          </a:xfrm>
+                          <a:prstGeom prst="rect">
+                            <a:avLst/>
+                          </a:prstGeom>
+                          <a:noFill/>
+                          <a:ln w="9525">
+                            <a:noFill/>
+                            <a:headEnd/>
+                            <a:tailEnd/>
+                          </a:ln>
+                        </pic:spPr>
+                      </pic:pic>
+                    </a:graphicData>
+                  </a:graphic>
+                </wp:inline>
+              </w:drawing>
+            </w:r>
+          </w:p>
+        </w:tc>
+        <w:tc>
+          <w:tcPr/>
+          <w:p>
+            <w:pPr>
+              <w:pStyle w:val="Compact"/>
+              <w:jc w:val="center"/>
+            </w:pPr>
+            <w:r>
+              <w:rPr>
+                <w:rFonts w:ascii="Times New Roman" w:hAnsi="Times New Roman" w:eastAsia="Times New Roman" w:cs="Times New Roman"/>
+              </w:rPr>
+              <w:drawing>
+                <wp:inline>
+                  <wp:extent cx="2381250" cy="2902148"/>
+                  <wp:effectExtent b="0" l="0" r="0" t="0"/>
+                  <wp:docPr descr="" title="" id="104" name="Picture"/>
+                  <a:graphic>
+                    <a:graphicData uri="http://schemas.openxmlformats.org/drawingml/2006/picture">
+                      <pic:pic>
+                        <pic:nvPicPr>
+                          <pic:cNvPr descr="630d41c8b08d59c4c5ce155ef23b49ddb34ca03eec46691cf73aea780c425108.jpg" id="105" name="Picture"/>
+                          <pic:cNvPicPr>
+                            <a:picLocks noChangeArrowheads="1" noChangeAspect="1"/>
+                          </pic:cNvPicPr>
+                        </pic:nvPicPr>
+                        <pic:blipFill>
+                          <a:blip r:embed="rId103"/>
+                          <a:stretch>
+                            <a:fillRect/>
+                          </a:stretch>
+                        </pic:blipFill>
+                        <pic:spPr bwMode="auto">
+                          <a:xfrm>
+                            <a:off x="0" y="0"/>
+                            <a:ext cx="2381250" cy="2902148"/>
+                          </a:xfrm>
+                          <a:prstGeom prst="rect">
+                            <a:avLst/>
+                          </a:prstGeom>
+                          <a:noFill/>
+                          <a:ln w="9525">
+                            <a:noFill/>
+                            <a:headEnd/>
+                            <a:tailEnd/>
+                          </a:ln>
+                        </pic:spPr>
+                      </pic:pic>
+                    </a:graphicData>
+                  </a:graphic>
+                </wp:inline>
+              </w:drawing>
+            </w:r>
+          </w:p>
+        </w:tc>
+      </w:tr>
+      <w:tr>
+        <w:tc>
+          <w:tcPr/>
+          <w:p>
+            <w:pPr>
+              <w:pStyle w:val="Compact"/>
+              <w:jc w:val="center"/>
+            </w:pPr>
+            <m:oMath>
+              <m:sSup>
+                <m:e>
+                  <m:r>
+                    <m:t>4</m:t>
+                  </m:r>
+                </m:e>
+                <m:sup>
+                  <m:r>
+                    <m:t>6</m:t>
+                  </m:r>
+                </m:sup>
+              </m:sSup>
+              <m:sSup>
+                <m:e>
+                  <m:r>
+                    <m:t>3</m:t>
+                  </m:r>
+                </m:e>
+                <m:sup>
+                  <m:r>
+                    <m:t>8</m:t>
+                  </m:r>
+                </m:sup>
+              </m:sSup>
+            </m:oMath>
+            <w:r>
+              <w:rPr>
+                <w:rFonts w:ascii="Times New Roman" w:hAnsi="Times New Roman" w:eastAsia="Times New Roman" w:cs="Times New Roman"/>
+              </w:rPr>
+              <w:t xml:space="preserve">​</w:t>
+            </w:r>
+          </w:p>
+        </w:tc>
+        <w:tc>
+          <w:tcPr/>
+          <w:p>
+            <w:pPr>
+              <w:pStyle w:val="Compact"/>
+              <w:jc w:val="center"/>
+            </w:pPr>
+          </w:p>
+        </w:tc>
+      </w:tr>
+    </w:tbl>
+    <w:p>
+      <w:pPr>
+        <w:spacing w:before="120" w:after="80"/>
+      </w:pPr>
+    </w:p>
+    <w:tbl>
+      <w:tblPr>
+        <w:tblStyle w:val="Table"/>
+        <w:tblW w:type="pct" w:w="5000"/>
+        <w:tblLayout w:type="fixed"/>
+        <w:tblLook w:firstRow="1" w:lastRow="0" w:firstColumn="0" w:lastColumn="0" w:noHBand="0" w:noVBand="0" w:val="0020"/>
         <w:jc w:val="center"/>
         <w:tblBorders>
           <w:top w:val="single" w:sz="12" w:space="0" w:color="333333"/>
@@ -16293,6 +16397,64 @@
         <w:gridCol w:w="2640"/>
       </w:tblGrid>
       <w:tr>
+        <w:trPr>
+          <w:tblHeader w:val="on"/>
+        </w:trPr>
+        <w:tc>
+          <w:tcPr>
+            <w:tcBorders>
+              <w:bottom w:val="single" w:sz="6" w:space="0" w:color="333333"/>
+            </w:tcBorders>
+          </w:tcPr>
+          <w:p>
+            <w:pPr>
+              <w:pStyle w:val="Compact"/>
+              <w:jc w:val="center"/>
+            </w:pPr>
+            <w:r>
+              <w:rPr>
+                <w:rFonts w:hint="eastAsia" w:ascii="Times New Roman" w:hAnsi="Times New Roman" w:eastAsia="SimHei" w:cs="Times New Roman"/>
+                <w:b/>
+              </w:rPr>
+              <w:t>投影</w:t>
+            </w:r>
+            <w:r>
+              <w:rPr>
+                <w:rFonts w:hint="eastAsia" w:ascii="Times New Roman" w:hAnsi="Times New Roman" w:eastAsia="Times New Roman" w:cs="Times New Roman"/>
+                <w:b/>
+              </w:rPr>
+              <w:t>：</w:t>
+            </w:r>
+          </w:p>
+        </w:tc>
+        <w:tc>
+          <w:tcPr>
+            <w:tcBorders>
+              <w:bottom w:val="single" w:sz="6" w:space="0" w:color="333333"/>
+            </w:tcBorders>
+          </w:tcPr>
+          <w:p>
+            <w:pPr>
+              <w:pStyle w:val="Compact"/>
+              <w:jc w:val="center"/>
+            </w:pPr>
+          </w:p>
+        </w:tc>
+        <w:tc>
+          <w:tcPr>
+            <w:tcBorders>
+              <w:bottom w:val="single" w:sz="6" w:space="0" w:color="333333"/>
+            </w:tcBorders>
+          </w:tcPr>
+          <w:p>
+            <w:pPr>
+              <w:pStyle w:val="Compact"/>
+              <w:jc w:val="center"/>
+            </w:pPr>
+          </w:p>
+        </w:tc>
+      </w:tr>
+      <w:tr>
         <w:tc>
           <w:tcPr/>
           <w:p>
@@ -16303,7 +16465,6 @@
             <w:r>
               <w:rPr>
                 <w:rFonts w:ascii="Times New Roman" w:hAnsi="Times New Roman" w:eastAsia="Times New Roman" w:cs="Times New Roman"/>
-                <w:b/>
               </w:rPr>
               <w:drawing>
                 <wp:inline>
@@ -16358,7 +16519,6 @@
             <w:r>
               <w:rPr>
                 <w:rFonts w:ascii="Times New Roman" w:hAnsi="Times New Roman" w:eastAsia="Times New Roman" w:cs="Times New Roman"/>
-                <w:b/>
               </w:rPr>
               <w:drawing>
                 <wp:inline>
@@ -16413,7 +16573,6 @@
             <w:r>
               <w:rPr>
                 <w:rFonts w:ascii="Times New Roman" w:hAnsi="Times New Roman" w:eastAsia="Times New Roman" w:cs="Times New Roman"/>
-                <w:b/>
               </w:rPr>
               <w:drawing>
                 <wp:inline>

--- a/00-首页/题组Word/初赛冲刺第二套/初赛冲刺第二套-学生版.docx
+++ b/00-首页/题组Word/初赛冲刺第二套/初赛冲刺第二套-学生版.docx
@@ -692,7 +692,7 @@
         <w:tblStyle w:val="Table"/>
         <w:tblW w:type="pct" w:w="5000"/>
         <w:tblLayout w:type="fixed"/>
-        <w:tblLook w:firstRow="0" w:lastRow="0" w:firstColumn="0" w:lastColumn="0" w:noHBand="0" w:noVBand="0" w:val="0000"/>
+        <w:tblLook w:firstRow="1" w:lastRow="0" w:firstColumn="0" w:lastColumn="0" w:noHBand="0" w:noVBand="0" w:val="0020"/>
         <w:jc w:val="center"/>
         <w:tblBorders>
           <w:top w:val="single" w:sz="12" w:space="0" w:color="333333"/>
@@ -708,6 +708,51 @@
         <w:gridCol w:w="3960"/>
       </w:tblGrid>
       <w:tr>
+        <w:trPr>
+          <w:tblHeader w:val="on"/>
+        </w:trPr>
+        <w:tc>
+          <w:tcPr>
+            <w:tcBorders>
+              <w:bottom w:val="single" w:sz="6" w:space="0" w:color="333333"/>
+            </w:tcBorders>
+          </w:tcPr>
+          <w:p>
+            <w:pPr>
+              <w:pStyle w:val="Compact"/>
+              <w:jc w:val="center"/>
+            </w:pPr>
+            <w:r>
+              <w:rPr>
+                <w:rFonts w:ascii="Times New Roman" w:hAnsi="Times New Roman" w:eastAsia="Times New Roman" w:cs="Times New Roman"/>
+                <w:b/>
+              </w:rPr>
+              <w:t xml:space="preserve">①</w:t>
+            </w:r>
+          </w:p>
+        </w:tc>
+        <w:tc>
+          <w:tcPr>
+            <w:tcBorders>
+              <w:bottom w:val="single" w:sz="6" w:space="0" w:color="333333"/>
+            </w:tcBorders>
+          </w:tcPr>
+          <w:p>
+            <w:pPr>
+              <w:pStyle w:val="Compact"/>
+              <w:jc w:val="center"/>
+            </w:pPr>
+            <w:r>
+              <w:rPr>
+                <w:rFonts w:ascii="Times New Roman" w:hAnsi="Times New Roman" w:eastAsia="Times New Roman" w:cs="Times New Roman"/>
+                <w:b/>
+              </w:rPr>
+              <w:t xml:space="preserve">②</w:t>
+            </w:r>
+          </w:p>
+        </w:tc>
+      </w:tr>
+      <w:tr>
         <w:tc>
           <w:tcPr/>
           <w:p>
@@ -718,7 +763,6 @@
             <w:r>
               <w:rPr>
                 <w:rFonts w:ascii="Times New Roman" w:hAnsi="Times New Roman" w:eastAsia="Times New Roman" w:cs="Times New Roman"/>
-                <w:b/>
               </w:rPr>
               <w:drawing>
                 <wp:inline>
@@ -773,7 +817,6 @@
             <w:r>
               <w:rPr>
                 <w:rFonts w:ascii="Times New Roman" w:hAnsi="Times New Roman" w:eastAsia="Times New Roman" w:cs="Times New Roman"/>
-                <w:b/>
               </w:rPr>
               <w:drawing>
                 <wp:inline>
@@ -830,7 +873,7 @@
         <w:tblStyle w:val="Table"/>
         <w:tblW w:type="pct" w:w="5000"/>
         <w:tblLayout w:type="fixed"/>
-        <w:tblLook w:firstRow="0" w:lastRow="0" w:firstColumn="0" w:lastColumn="0" w:noHBand="0" w:noVBand="0" w:val="0000"/>
+        <w:tblLook w:firstRow="1" w:lastRow="0" w:firstColumn="0" w:lastColumn="0" w:noHBand="0" w:noVBand="0" w:val="0020"/>
         <w:jc w:val="center"/>
         <w:tblBorders>
           <w:top w:val="single" w:sz="12" w:space="0" w:color="333333"/>
@@ -846,6 +889,51 @@
         <w:gridCol w:w="3960"/>
       </w:tblGrid>
       <w:tr>
+        <w:trPr>
+          <w:tblHeader w:val="on"/>
+        </w:trPr>
+        <w:tc>
+          <w:tcPr>
+            <w:tcBorders>
+              <w:bottom w:val="single" w:sz="6" w:space="0" w:color="333333"/>
+            </w:tcBorders>
+          </w:tcPr>
+          <w:p>
+            <w:pPr>
+              <w:pStyle w:val="Compact"/>
+              <w:jc w:val="center"/>
+            </w:pPr>
+            <w:r>
+              <w:rPr>
+                <w:rFonts w:ascii="Times New Roman" w:hAnsi="Times New Roman" w:eastAsia="Times New Roman" w:cs="Times New Roman"/>
+                <w:b/>
+              </w:rPr>
+              <w:t xml:space="preserve">③</w:t>
+            </w:r>
+          </w:p>
+        </w:tc>
+        <w:tc>
+          <w:tcPr>
+            <w:tcBorders>
+              <w:bottom w:val="single" w:sz="6" w:space="0" w:color="333333"/>
+            </w:tcBorders>
+          </w:tcPr>
+          <w:p>
+            <w:pPr>
+              <w:pStyle w:val="Compact"/>
+              <w:jc w:val="center"/>
+            </w:pPr>
+            <w:r>
+              <w:rPr>
+                <w:rFonts w:ascii="Times New Roman" w:hAnsi="Times New Roman" w:eastAsia="Times New Roman" w:cs="Times New Roman"/>
+                <w:b/>
+              </w:rPr>
+              <w:t xml:space="preserve">④⑤</w:t>
+            </w:r>
+          </w:p>
+        </w:tc>
+      </w:tr>
+      <w:tr>
         <w:tc>
           <w:tcPr/>
           <w:p>
@@ -856,7 +944,6 @@
             <w:r>
               <w:rPr>
                 <w:rFonts w:ascii="Times New Roman" w:hAnsi="Times New Roman" w:eastAsia="Times New Roman" w:cs="Times New Roman"/>
-                <w:b/>
               </w:rPr>
               <w:drawing>
                 <wp:inline>
@@ -911,7 +998,6 @@
             <w:r>
               <w:rPr>
                 <w:rFonts w:ascii="Times New Roman" w:hAnsi="Times New Roman" w:eastAsia="Times New Roman" w:cs="Times New Roman"/>
-                <w:b/>
               </w:rPr>
               <w:drawing>
                 <wp:inline>
